--- a/public/ims/PRO-09-BILLING-ACCOUNTS-RECEIVABLE.docx
+++ b/public/ims/PRO-09-BILLING-ACCOUNTS-RECEIVABLE.docx
@@ -2,6 +2,550 @@
 <file path=word/document.xml><?xml version="1.0" encoding="utf-8"?>
 <w:document xmlns:wpc="http://schemas.microsoft.com/office/word/2010/wordprocessingCanvas" xmlns:mc="http://schemas.openxmlformats.org/markup-compatibility/2006" xmlns:o="urn:schemas-microsoft-com:office:office" xmlns:r="http://schemas.openxmlformats.org/officeDocument/2006/relationships" xmlns:m="http://schemas.openxmlformats.org/officeDocument/2006/math" xmlns:v="urn:schemas-microsoft-com:vml" xmlns:wp14="http://schemas.microsoft.com/office/word/2010/wordprocessingDrawing" xmlns:wp="http://schemas.openxmlformats.org/drawingml/2006/wordprocessingDrawing" xmlns:w10="urn:schemas-microsoft-com:office:word" xmlns:w="http://schemas.openxmlformats.org/wordprocessingml/2006/main" xmlns:w14="http://schemas.microsoft.com/office/word/2010/wordml" xmlns:w15="http://schemas.microsoft.com/office/word/2012/wordml" xmlns:wpg="http://schemas.microsoft.com/office/word/2010/wordprocessingGroup" xmlns:wpi="http://schemas.microsoft.com/office/word/2010/wordprocessingInk" xmlns:wne="http://schemas.microsoft.com/office/word/2006/wordml" xmlns:wps="http://schemas.microsoft.com/office/word/2010/wordprocessingShape" xmlns:cx="http://schemas.microsoft.com/office/drawing/2014/chartex" xmlns:cx1="http://schemas.microsoft.com/office/drawing/2015/9/8/chartex" xmlns:cx2="http://schemas.microsoft.com/office/drawing/2015/10/21/chartex" xmlns:cx3="http://schemas.microsoft.com/office/drawing/2016/5/9/chartex" xmlns:cx4="http://schemas.microsoft.com/office/drawing/2016/5/10/chartex" xmlns:cx5="http://schemas.microsoft.com/office/drawing/2016/5/11/chartex" xmlns:cx6="http://schemas.microsoft.com/office/drawing/2016/5/12/chartex" xmlns:cx7="http://schemas.microsoft.com/office/drawing/2016/5/13/chartex" xmlns:cx8="http://schemas.microsoft.com/office/drawing/2016/5/14/chartex" xmlns:aink="http://schemas.microsoft.com/office/drawing/2016/ink" xmlns:am3d="http://schemas.microsoft.com/office/drawing/2017/model3d" xmlns:w16cex="http://schemas.microsoft.com/office/word/2018/wordml/cex" xmlns:w16cid="http://schemas.microsoft.com/office/word/2016/wordml/cid" xmlns:w16="http://schemas.microsoft.com/office/word/2018/wordml" xmlns:w16sdtdh="http://schemas.microsoft.com/office/word/2020/wordml/sdtdatahash" xmlns:w16se="http://schemas.microsoft.com/office/word/2015/wordml/symex" mc:Ignorable="w14 w15 wp14">
   <w:body>
+    <w:p>
+      <w:pPr>
+        <w:shd w:fill="0F172A" w:val="clear"/>
+        <w:spacing w:after="140" w:before="140"/>
+        <w:ind w:left="200"/>
+      </w:pPr>
+      <w:r>
+        <w:rPr>
+          <w:rFonts w:ascii="Arial" w:cs="Arial" w:eastAsia="Arial" w:hAnsi="Arial"/>
+          <w:b/>
+          <w:bCs/>
+          <w:color w:val="FFFFFF"/>
+          <w:sz w:val="22"/>
+          <w:szCs w:val="22"/>
+        </w:rPr>
+        <w:t xml:space="preserve">PREQAL INTEGRATED MANAGEMENT SYSTEM  ·  Controlled Document — Internal Use Only</w:t>
+      </w:r>
+    </w:p>
+    <w:p>
+      <w:pPr>
+        <w:spacing w:after="60" w:before="120"/>
+      </w:pPr>
+    </w:p>
+    <w:p>
+      <w:pPr>
+        <w:spacing w:after="60" w:before="240"/>
+      </w:pPr>
+      <w:r>
+        <w:rPr>
+          <w:rFonts w:ascii="Arial" w:cs="Arial" w:eastAsia="Arial" w:hAnsi="Arial"/>
+          <w:b/>
+          <w:bCs/>
+          <w:color w:val="0F172A"/>
+          <w:sz w:val="44"/>
+          <w:szCs w:val="44"/>
+        </w:rPr>
+        <w:t xml:space="preserve">SOP-08: Billing &amp; Accounts Receivable</w:t>
+      </w:r>
+    </w:p>
+    <w:p>
+      <w:pPr>
+        <w:spacing w:after="200" w:before="0"/>
+      </w:pPr>
+      <w:r>
+        <w:rPr>
+          <w:rFonts w:ascii="Arial" w:cs="Arial" w:eastAsia="Arial" w:hAnsi="Arial"/>
+          <w:color w:val="64748B"/>
+          <w:sz w:val="24"/>
+          <w:szCs w:val="24"/>
+        </w:rPr>
+        <w:t xml:space="preserve">Standard Operating Procedure</w:t>
+      </w:r>
+    </w:p>
+    <w:p>
+      <w:pPr>
+        <w:spacing w:after="80" w:before="40"/>
+      </w:pPr>
+    </w:p>
+    <w:tbl>
+      <w:tblPr>
+        <w:tblW w:type="dxa" w:w="10080"/>
+        <w:tblBorders>
+          <w:top w:val="single" w:color="auto" w:sz="4"/>
+          <w:left w:val="single" w:color="auto" w:sz="4"/>
+          <w:bottom w:val="single" w:color="auto" w:sz="4"/>
+          <w:right w:val="single" w:color="auto" w:sz="4"/>
+          <w:insideH w:val="single" w:color="auto" w:sz="4"/>
+          <w:insideV w:val="single" w:color="auto" w:sz="4"/>
+        </w:tblBorders>
+      </w:tblPr>
+      <w:tblGrid>
+        <w:gridCol w:w="2600"/>
+        <w:gridCol w:w="7480"/>
+      </w:tblGrid>
+      <w:tr>
+        <w:tc>
+          <w:tcPr>
+            <w:tcW w:type="dxa" w:w="2600"/>
+            <w:tcBorders>
+              <w:top w:val="single" w:color="CBD5E1" w:sz="1"/>
+              <w:left w:val="single" w:color="CBD5E1" w:sz="1"/>
+              <w:bottom w:val="single" w:color="CBD5E1" w:sz="1"/>
+              <w:right w:val="single" w:color="CBD5E1" w:sz="1"/>
+            </w:tcBorders>
+            <w:shd w:fill="0F172A" w:val="clear"/>
+            <w:tcMar>
+              <w:top w:type="dxa" w:w="80"/>
+              <w:left w:type="dxa" w:w="120"/>
+              <w:bottom w:type="dxa" w:w="80"/>
+              <w:right w:type="dxa" w:w="120"/>
+            </w:tcMar>
+          </w:tcPr>
+          <w:p>
+            <w:pPr>
+              <w:spacing w:after="0" w:before="0"/>
+            </w:pPr>
+            <w:r>
+              <w:rPr>
+                <w:rFonts w:ascii="Arial" w:cs="Arial" w:eastAsia="Arial" w:hAnsi="Arial"/>
+                <w:b/>
+                <w:bCs/>
+                <w:color w:val="FFFFFF"/>
+                <w:sz w:val="20"/>
+                <w:szCs w:val="20"/>
+              </w:rPr>
+              <w:t xml:space="preserve">Document No</w:t>
+            </w:r>
+          </w:p>
+        </w:tc>
+        <w:tc>
+          <w:tcPr>
+            <w:tcW w:type="dxa" w:w="7480"/>
+            <w:tcBorders>
+              <w:top w:val="single" w:color="CBD5E1" w:sz="1"/>
+              <w:left w:val="single" w:color="CBD5E1" w:sz="1"/>
+              <w:bottom w:val="single" w:color="CBD5E1" w:sz="1"/>
+              <w:right w:val="single" w:color="CBD5E1" w:sz="1"/>
+            </w:tcBorders>
+            <w:shd w:fill="FFFFFF" w:val="clear"/>
+            <w:tcMar>
+              <w:top w:type="dxa" w:w="80"/>
+              <w:left w:type="dxa" w:w="120"/>
+              <w:bottom w:type="dxa" w:w="80"/>
+              <w:right w:type="dxa" w:w="120"/>
+            </w:tcMar>
+          </w:tcPr>
+          <w:p>
+            <w:pPr>
+              <w:spacing w:after="0" w:before="0"/>
+            </w:pPr>
+            <w:r>
+              <w:rPr>
+                <w:rFonts w:ascii="Arial" w:cs="Arial" w:eastAsia="Arial" w:hAnsi="Arial"/>
+                <w:sz w:val="20"/>
+                <w:szCs w:val="20"/>
+              </w:rPr>
+              <w:t xml:space="preserve"/>
+            </w:r>
+          </w:p>
+        </w:tc>
+      </w:tr>
+      <w:tr>
+        <w:tc>
+          <w:tcPr>
+            <w:tcW w:type="dxa" w:w="2600"/>
+            <w:tcBorders>
+              <w:top w:val="single" w:color="CBD5E1" w:sz="1"/>
+              <w:left w:val="single" w:color="CBD5E1" w:sz="1"/>
+              <w:bottom w:val="single" w:color="CBD5E1" w:sz="1"/>
+              <w:right w:val="single" w:color="CBD5E1" w:sz="1"/>
+            </w:tcBorders>
+            <w:shd w:fill="0F172A" w:val="clear"/>
+            <w:tcMar>
+              <w:top w:type="dxa" w:w="80"/>
+              <w:left w:type="dxa" w:w="120"/>
+              <w:bottom w:type="dxa" w:w="80"/>
+              <w:right w:type="dxa" w:w="120"/>
+            </w:tcMar>
+          </w:tcPr>
+          <w:p>
+            <w:pPr>
+              <w:spacing w:after="0" w:before="0"/>
+            </w:pPr>
+            <w:r>
+              <w:rPr>
+                <w:rFonts w:ascii="Arial" w:cs="Arial" w:eastAsia="Arial" w:hAnsi="Arial"/>
+                <w:b/>
+                <w:bCs/>
+                <w:color w:val="FFFFFF"/>
+                <w:sz w:val="20"/>
+                <w:szCs w:val="20"/>
+              </w:rPr>
+              <w:t xml:space="preserve">Version</w:t>
+            </w:r>
+          </w:p>
+        </w:tc>
+        <w:tc>
+          <w:tcPr>
+            <w:tcW w:type="dxa" w:w="7480"/>
+            <w:tcBorders>
+              <w:top w:val="single" w:color="CBD5E1" w:sz="1"/>
+              <w:left w:val="single" w:color="CBD5E1" w:sz="1"/>
+              <w:bottom w:val="single" w:color="CBD5E1" w:sz="1"/>
+              <w:right w:val="single" w:color="CBD5E1" w:sz="1"/>
+            </w:tcBorders>
+            <w:shd w:fill="F8FAFC" w:val="clear"/>
+            <w:tcMar>
+              <w:top w:type="dxa" w:w="80"/>
+              <w:left w:type="dxa" w:w="120"/>
+              <w:bottom w:type="dxa" w:w="80"/>
+              <w:right w:type="dxa" w:w="120"/>
+            </w:tcMar>
+          </w:tcPr>
+          <w:p>
+            <w:pPr>
+              <w:spacing w:after="0" w:before="0"/>
+            </w:pPr>
+            <w:r>
+              <w:rPr>
+                <w:rFonts w:ascii="Arial" w:cs="Arial" w:eastAsia="Arial" w:hAnsi="Arial"/>
+                <w:sz w:val="20"/>
+                <w:szCs w:val="20"/>
+              </w:rPr>
+              <w:t xml:space="preserve">1.0</w:t>
+            </w:r>
+          </w:p>
+        </w:tc>
+      </w:tr>
+      <w:tr>
+        <w:tc>
+          <w:tcPr>
+            <w:tcW w:type="dxa" w:w="2600"/>
+            <w:tcBorders>
+              <w:top w:val="single" w:color="CBD5E1" w:sz="1"/>
+              <w:left w:val="single" w:color="CBD5E1" w:sz="1"/>
+              <w:bottom w:val="single" w:color="CBD5E1" w:sz="1"/>
+              <w:right w:val="single" w:color="CBD5E1" w:sz="1"/>
+            </w:tcBorders>
+            <w:shd w:fill="0F172A" w:val="clear"/>
+            <w:tcMar>
+              <w:top w:type="dxa" w:w="80"/>
+              <w:left w:type="dxa" w:w="120"/>
+              <w:bottom w:type="dxa" w:w="80"/>
+              <w:right w:type="dxa" w:w="120"/>
+            </w:tcMar>
+          </w:tcPr>
+          <w:p>
+            <w:pPr>
+              <w:spacing w:after="0" w:before="0"/>
+            </w:pPr>
+            <w:r>
+              <w:rPr>
+                <w:rFonts w:ascii="Arial" w:cs="Arial" w:eastAsia="Arial" w:hAnsi="Arial"/>
+                <w:b/>
+                <w:bCs/>
+                <w:color w:val="FFFFFF"/>
+                <w:sz w:val="20"/>
+                <w:szCs w:val="20"/>
+              </w:rPr>
+              <w:t xml:space="preserve">Effective Date</w:t>
+            </w:r>
+          </w:p>
+        </w:tc>
+        <w:tc>
+          <w:tcPr>
+            <w:tcW w:type="dxa" w:w="7480"/>
+            <w:tcBorders>
+              <w:top w:val="single" w:color="CBD5E1" w:sz="1"/>
+              <w:left w:val="single" w:color="CBD5E1" w:sz="1"/>
+              <w:bottom w:val="single" w:color="CBD5E1" w:sz="1"/>
+              <w:right w:val="single" w:color="CBD5E1" w:sz="1"/>
+            </w:tcBorders>
+            <w:shd w:fill="FFFFFF" w:val="clear"/>
+            <w:tcMar>
+              <w:top w:type="dxa" w:w="80"/>
+              <w:left w:type="dxa" w:w="120"/>
+              <w:bottom w:type="dxa" w:w="80"/>
+              <w:right w:type="dxa" w:w="120"/>
+            </w:tcMar>
+          </w:tcPr>
+          <w:p>
+            <w:pPr>
+              <w:spacing w:after="0" w:before="0"/>
+            </w:pPr>
+            <w:r>
+              <w:rPr>
+                <w:rFonts w:ascii="Arial" w:cs="Arial" w:eastAsia="Arial" w:hAnsi="Arial"/>
+                <w:sz w:val="20"/>
+                <w:szCs w:val="20"/>
+              </w:rPr>
+              <w:t xml:space="preserve">2026-05-07</w:t>
+            </w:r>
+          </w:p>
+        </w:tc>
+      </w:tr>
+      <w:tr>
+        <w:tc>
+          <w:tcPr>
+            <w:tcW w:type="dxa" w:w="2600"/>
+            <w:tcBorders>
+              <w:top w:val="single" w:color="CBD5E1" w:sz="1"/>
+              <w:left w:val="single" w:color="CBD5E1" w:sz="1"/>
+              <w:bottom w:val="single" w:color="CBD5E1" w:sz="1"/>
+              <w:right w:val="single" w:color="CBD5E1" w:sz="1"/>
+            </w:tcBorders>
+            <w:shd w:fill="0F172A" w:val="clear"/>
+            <w:tcMar>
+              <w:top w:type="dxa" w:w="80"/>
+              <w:left w:type="dxa" w:w="120"/>
+              <w:bottom w:type="dxa" w:w="80"/>
+              <w:right w:type="dxa" w:w="120"/>
+            </w:tcMar>
+          </w:tcPr>
+          <w:p>
+            <w:pPr>
+              <w:spacing w:after="0" w:before="0"/>
+            </w:pPr>
+            <w:r>
+              <w:rPr>
+                <w:rFonts w:ascii="Arial" w:cs="Arial" w:eastAsia="Arial" w:hAnsi="Arial"/>
+                <w:b/>
+                <w:bCs/>
+                <w:color w:val="FFFFFF"/>
+                <w:sz w:val="20"/>
+                <w:szCs w:val="20"/>
+              </w:rPr>
+              <w:t xml:space="preserve">Document Owner</w:t>
+            </w:r>
+          </w:p>
+        </w:tc>
+        <w:tc>
+          <w:tcPr>
+            <w:tcW w:type="dxa" w:w="7480"/>
+            <w:tcBorders>
+              <w:top w:val="single" w:color="CBD5E1" w:sz="1"/>
+              <w:left w:val="single" w:color="CBD5E1" w:sz="1"/>
+              <w:bottom w:val="single" w:color="CBD5E1" w:sz="1"/>
+              <w:right w:val="single" w:color="CBD5E1" w:sz="1"/>
+            </w:tcBorders>
+            <w:shd w:fill="F8FAFC" w:val="clear"/>
+            <w:tcMar>
+              <w:top w:type="dxa" w:w="80"/>
+              <w:left w:type="dxa" w:w="120"/>
+              <w:bottom w:type="dxa" w:w="80"/>
+              <w:right w:type="dxa" w:w="120"/>
+            </w:tcMar>
+          </w:tcPr>
+          <w:p>
+            <w:pPr>
+              <w:spacing w:after="0" w:before="0"/>
+            </w:pPr>
+            <w:r>
+              <w:rPr>
+                <w:rFonts w:ascii="Arial" w:cs="Arial" w:eastAsia="Arial" w:hAnsi="Arial"/>
+                <w:sz w:val="20"/>
+                <w:szCs w:val="20"/>
+              </w:rPr>
+              <w:t xml:space="preserve">Dr. Stefan Gravesande</w:t>
+            </w:r>
+          </w:p>
+        </w:tc>
+      </w:tr>
+      <w:tr>
+        <w:tc>
+          <w:tcPr>
+            <w:tcW w:type="dxa" w:w="2600"/>
+            <w:tcBorders>
+              <w:top w:val="single" w:color="CBD5E1" w:sz="1"/>
+              <w:left w:val="single" w:color="CBD5E1" w:sz="1"/>
+              <w:bottom w:val="single" w:color="CBD5E1" w:sz="1"/>
+              <w:right w:val="single" w:color="CBD5E1" w:sz="1"/>
+            </w:tcBorders>
+            <w:shd w:fill="0F172A" w:val="clear"/>
+            <w:tcMar>
+              <w:top w:type="dxa" w:w="80"/>
+              <w:left w:type="dxa" w:w="120"/>
+              <w:bottom w:type="dxa" w:w="80"/>
+              <w:right w:type="dxa" w:w="120"/>
+            </w:tcMar>
+          </w:tcPr>
+          <w:p>
+            <w:pPr>
+              <w:spacing w:after="0" w:before="0"/>
+            </w:pPr>
+            <w:r>
+              <w:rPr>
+                <w:rFonts w:ascii="Arial" w:cs="Arial" w:eastAsia="Arial" w:hAnsi="Arial"/>
+                <w:b/>
+                <w:bCs/>
+                <w:color w:val="FFFFFF"/>
+                <w:sz w:val="20"/>
+                <w:szCs w:val="20"/>
+              </w:rPr>
+              <w:t xml:space="preserve">ISO Reference</w:t>
+            </w:r>
+          </w:p>
+        </w:tc>
+        <w:tc>
+          <w:tcPr>
+            <w:tcW w:type="dxa" w:w="7480"/>
+            <w:tcBorders>
+              <w:top w:val="single" w:color="CBD5E1" w:sz="1"/>
+              <w:left w:val="single" w:color="CBD5E1" w:sz="1"/>
+              <w:bottom w:val="single" w:color="CBD5E1" w:sz="1"/>
+              <w:right w:val="single" w:color="CBD5E1" w:sz="1"/>
+            </w:tcBorders>
+            <w:shd w:fill="FFFFFF" w:val="clear"/>
+            <w:tcMar>
+              <w:top w:type="dxa" w:w="80"/>
+              <w:left w:type="dxa" w:w="120"/>
+              <w:bottom w:type="dxa" w:w="80"/>
+              <w:right w:type="dxa" w:w="120"/>
+            </w:tcMar>
+          </w:tcPr>
+          <w:p>
+            <w:pPr>
+              <w:spacing w:after="0" w:before="0"/>
+            </w:pPr>
+            <w:r>
+              <w:rPr>
+                <w:rFonts w:ascii="Arial" w:cs="Arial" w:eastAsia="Arial" w:hAnsi="Arial"/>
+                <w:sz w:val="20"/>
+                <w:szCs w:val="20"/>
+              </w:rPr>
+              <w:t xml:space="preserve"/>
+            </w:r>
+          </w:p>
+        </w:tc>
+      </w:tr>
+      <w:tr>
+        <w:tc>
+          <w:tcPr>
+            <w:tcW w:type="dxa" w:w="2600"/>
+            <w:tcBorders>
+              <w:top w:val="single" w:color="CBD5E1" w:sz="1"/>
+              <w:left w:val="single" w:color="CBD5E1" w:sz="1"/>
+              <w:bottom w:val="single" w:color="CBD5E1" w:sz="1"/>
+              <w:right w:val="single" w:color="CBD5E1" w:sz="1"/>
+            </w:tcBorders>
+            <w:shd w:fill="0F172A" w:val="clear"/>
+            <w:tcMar>
+              <w:top w:type="dxa" w:w="80"/>
+              <w:left w:type="dxa" w:w="120"/>
+              <w:bottom w:type="dxa" w:w="80"/>
+              <w:right w:type="dxa" w:w="120"/>
+            </w:tcMar>
+          </w:tcPr>
+          <w:p>
+            <w:pPr>
+              <w:spacing w:after="0" w:before="0"/>
+            </w:pPr>
+            <w:r>
+              <w:rPr>
+                <w:rFonts w:ascii="Arial" w:cs="Arial" w:eastAsia="Arial" w:hAnsi="Arial"/>
+                <w:b/>
+                <w:bCs/>
+                <w:color w:val="FFFFFF"/>
+                <w:sz w:val="20"/>
+                <w:szCs w:val="20"/>
+              </w:rPr>
+              <w:t xml:space="preserve">Related Documents</w:t>
+            </w:r>
+          </w:p>
+        </w:tc>
+        <w:tc>
+          <w:tcPr>
+            <w:tcW w:type="dxa" w:w="7480"/>
+            <w:tcBorders>
+              <w:top w:val="single" w:color="CBD5E1" w:sz="1"/>
+              <w:left w:val="single" w:color="CBD5E1" w:sz="1"/>
+              <w:bottom w:val="single" w:color="CBD5E1" w:sz="1"/>
+              <w:right w:val="single" w:color="CBD5E1" w:sz="1"/>
+            </w:tcBorders>
+            <w:shd w:fill="F8FAFC" w:val="clear"/>
+            <w:tcMar>
+              <w:top w:type="dxa" w:w="80"/>
+              <w:left w:type="dxa" w:w="120"/>
+              <w:bottom w:type="dxa" w:w="80"/>
+              <w:right w:type="dxa" w:w="120"/>
+            </w:tcMar>
+          </w:tcPr>
+          <w:p>
+            <w:pPr>
+              <w:spacing w:after="0" w:before="0"/>
+            </w:pPr>
+            <w:r>
+              <w:rPr>
+                <w:rFonts w:ascii="Arial" w:cs="Arial" w:eastAsia="Arial" w:hAnsi="Arial"/>
+                <w:sz w:val="20"/>
+                <w:szCs w:val="20"/>
+              </w:rPr>
+              <w:t xml:space="preserve"/>
+            </w:r>
+          </w:p>
+        </w:tc>
+      </w:tr>
+      <w:tr>
+        <w:tc>
+          <w:tcPr>
+            <w:tcW w:type="dxa" w:w="2600"/>
+            <w:tcBorders>
+              <w:top w:val="single" w:color="CBD5E1" w:sz="1"/>
+              <w:left w:val="single" w:color="CBD5E1" w:sz="1"/>
+              <w:bottom w:val="single" w:color="CBD5E1" w:sz="1"/>
+              <w:right w:val="single" w:color="CBD5E1" w:sz="1"/>
+            </w:tcBorders>
+            <w:shd w:fill="0F172A" w:val="clear"/>
+            <w:tcMar>
+              <w:top w:type="dxa" w:w="80"/>
+              <w:left w:type="dxa" w:w="120"/>
+              <w:bottom w:type="dxa" w:w="80"/>
+              <w:right w:type="dxa" w:w="120"/>
+            </w:tcMar>
+          </w:tcPr>
+          <w:p>
+            <w:pPr>
+              <w:spacing w:after="0" w:before="0"/>
+            </w:pPr>
+            <w:r>
+              <w:rPr>
+                <w:rFonts w:ascii="Arial" w:cs="Arial" w:eastAsia="Arial" w:hAnsi="Arial"/>
+                <w:b/>
+                <w:bCs/>
+                <w:color w:val="FFFFFF"/>
+                <w:sz w:val="20"/>
+                <w:szCs w:val="20"/>
+              </w:rPr>
+              <w:t xml:space="preserve">Classification</w:t>
+            </w:r>
+          </w:p>
+        </w:tc>
+        <w:tc>
+          <w:tcPr>
+            <w:tcW w:type="dxa" w:w="7480"/>
+            <w:tcBorders>
+              <w:top w:val="single" w:color="CBD5E1" w:sz="1"/>
+              <w:left w:val="single" w:color="CBD5E1" w:sz="1"/>
+              <w:bottom w:val="single" w:color="CBD5E1" w:sz="1"/>
+              <w:right w:val="single" w:color="CBD5E1" w:sz="1"/>
+            </w:tcBorders>
+            <w:shd w:fill="FFFFFF" w:val="clear"/>
+            <w:tcMar>
+              <w:top w:type="dxa" w:w="80"/>
+              <w:left w:type="dxa" w:w="120"/>
+              <w:bottom w:type="dxa" w:w="80"/>
+              <w:right w:type="dxa" w:w="120"/>
+            </w:tcMar>
+          </w:tcPr>
+          <w:p>
+            <w:pPr>
+              <w:spacing w:after="0" w:before="0"/>
+            </w:pPr>
+            <w:r>
+              <w:rPr>
+                <w:rFonts w:ascii="Arial" w:cs="Arial" w:eastAsia="Arial" w:hAnsi="Arial"/>
+                <w:sz w:val="20"/>
+                <w:szCs w:val="20"/>
+              </w:rPr>
+              <w:t xml:space="preserve">Internal — Controlled Document</w:t>
+            </w:r>
+          </w:p>
+        </w:tc>
+      </w:tr>
+    </w:tbl>
     <w:p>
       <w:pPr>
         <w:spacing w:before="240" w:after="80"/>
@@ -972,6 +1516,14 @@
       </w:r>
     </w:p>
     <w:p/>
+    <w:sectPr>
+      <w:headerReference w:type="default" r:id="rId7"/>
+      <w:footerReference w:type="default" r:id="rId8"/>
+      <w:pgSz w:w="12240" w:h="15840" w:orient="portrait"/>
+      <w:pgMar w:top="1080" w:right="1080" w:bottom="1080" w:left="1080" w:header="708" w:footer="708" w:gutter="0"/>
+      <w:pgNumType/>
+      <w:docGrid w:linePitch="360"/>
+    </w:sectPr>
     <w:sectPr>
       <w:headerReference w:type="default" r:id="rId7"/>
       <w:footerReference w:type="default" r:id="rId8"/>

--- a/public/ims/PRO-09-BILLING-ACCOUNTS-RECEIVABLE.docx
+++ b/public/ims/PRO-09-BILLING-ACCOUNTS-RECEIVABLE.docx
@@ -1516,14 +1516,6 @@
       </w:r>
     </w:p>
     <w:p/>
-    <w:sectPr>
-      <w:headerReference w:type="default" r:id="rId7"/>
-      <w:footerReference w:type="default" r:id="rId8"/>
-      <w:pgSz w:w="12240" w:h="15840" w:orient="portrait"/>
-      <w:pgMar w:top="1080" w:right="1080" w:bottom="1080" w:left="1080" w:header="708" w:footer="708" w:gutter="0"/>
-      <w:pgNumType/>
-      <w:docGrid w:linePitch="360"/>
-    </w:sectPr>
     <w:sectPr>
       <w:headerReference w:type="default" r:id="rId7"/>
       <w:footerReference w:type="default" r:id="rId8"/>

--- a/public/ims/PRO-09-BILLING-ACCOUNTS-RECEIVABLE.docx
+++ b/public/ims/PRO-09-BILLING-ACCOUNTS-RECEIVABLE.docx
@@ -548,10 +548,13 @@
     </w:tbl>
     <w:p>
       <w:pPr>
-        <w:spacing w:before="240" w:after="80"/>
-      </w:pPr>
-      <w:r>
-        <w:rPr>
+        <w:spacing w:line="360" w:lineRule="auto" w:before="240" w:after="80"/>
+        <w:keepLines/>
+        <w:pageBreakBefore/>
+      </w:pPr>
+      <w:r>
+        <w:rPr>
+          <w:rFonts w:ascii="Times New Roman" w:hAnsi="Times New Roman" w:cs="Times New Roman"/>
           <w:b/>
           <w:bCs/>
           <w:sz w:val="28"/>
@@ -563,18 +566,26 @@
     </w:p>
     <w:p>
       <w:pPr>
-        <w:spacing w:after="80"/>
-      </w:pPr>
-      <w:r>
+        <w:spacing w:line="360" w:lineRule="auto" w:after="80"/>
+        <w:keepLines/>
+      </w:pPr>
+      <w:r>
+        <w:rPr>
+          <w:rFonts w:ascii="Times New Roman" w:hAnsi="Times New Roman" w:cs="Times New Roman"/>
+          <w:sz w:val="24"/>
+          <w:szCs w:val="24"/>
+        </w:rPr>
         <w:t xml:space="preserve">To ensure all Preqal invoices are issued promptly, tracked systematically, and collected within agreed payment terms — maintaining healthy cash flow and zero tolerance for untracked receivables.</w:t>
       </w:r>
     </w:p>
     <w:p>
       <w:pPr>
-        <w:spacing w:before="240" w:after="80"/>
-      </w:pPr>
-      <w:r>
-        <w:rPr>
+        <w:spacing w:line="360" w:lineRule="auto" w:before="240" w:after="80"/>
+        <w:keepLines/>
+      </w:pPr>
+      <w:r>
+        <w:rPr>
+          <w:rFonts w:ascii="Times New Roman" w:hAnsi="Times New Roman" w:cs="Times New Roman"/>
           <w:b/>
           <w:bCs/>
           <w:sz w:val="28"/>
@@ -586,18 +597,26 @@
     </w:p>
     <w:p>
       <w:pPr>
-        <w:spacing w:after="80"/>
-      </w:pPr>
-      <w:r>
+        <w:spacing w:line="360" w:lineRule="auto" w:after="80"/>
+        <w:keepLines/>
+      </w:pPr>
+      <w:r>
+        <w:rPr>
+          <w:rFonts w:ascii="Times New Roman" w:hAnsi="Times New Roman" w:cs="Times New Roman"/>
+          <w:sz w:val="24"/>
+          <w:szCs w:val="24"/>
+        </w:rPr>
         <w:t xml:space="preserve">Applies to all invoices issued by Preqal: deposit invoices (triggered by SOP-04), milestone invoices (triggered during SOP-06), and final invoices (triggered by SOP-07). Includes payment tracking, reminders, and overdue handling.</w:t>
       </w:r>
     </w:p>
     <w:p>
       <w:pPr>
-        <w:spacing w:before="240" w:after="80"/>
-      </w:pPr>
-      <w:r>
-        <w:rPr>
+        <w:spacing w:line="360" w:lineRule="auto" w:before="240" w:after="80"/>
+        <w:keepLines/>
+      </w:pPr>
+      <w:r>
+        <w:rPr>
+          <w:rFonts w:ascii="Times New Roman" w:hAnsi="Times New Roman" w:cs="Times New Roman"/>
           <w:b/>
           <w:bCs/>
           <w:sz w:val="28"/>
@@ -609,138 +628,216 @@
     </w:p>
     <w:p>
       <w:pPr>
-        <w:spacing w:after="80"/>
-      </w:pPr>
-      <w:r>
-        <w:rPr>
-          <w:b/>
-          <w:bCs/>
+        <w:spacing w:line="360" w:lineRule="auto" w:after="80"/>
+        <w:keepLines/>
+      </w:pPr>
+      <w:r>
+        <w:rPr>
+          <w:rFonts w:ascii="Times New Roman" w:hAnsi="Times New Roman" w:cs="Times New Roman"/>
+          <w:b/>
+          <w:bCs/>
+          <w:sz w:val="24"/>
+          <w:szCs w:val="24"/>
         </w:rPr>
         <w:t xml:space="preserve">🧑  Human Employee Roles</w:t>
       </w:r>
     </w:p>
     <w:p>
       <w:pPr>
-        <w:spacing w:after="80"/>
-      </w:pPr>
-      <w:r>
+        <w:spacing w:line="360" w:lineRule="auto" w:after="80"/>
+        <w:keepLines/>
+      </w:pPr>
+      <w:r>
+        <w:rPr>
+          <w:rFonts w:ascii="Times New Roman" w:hAnsi="Times New Roman" w:cs="Times New Roman"/>
+          <w:sz w:val="24"/>
+          <w:szCs w:val="24"/>
+        </w:rPr>
         <w:t xml:space="preserve">Role | Responsibility | Type</w:t>
       </w:r>
     </w:p>
     <w:p>
       <w:pPr>
-        <w:spacing w:after="80"/>
-      </w:pPr>
-      <w:r>
+        <w:spacing w:line="360" w:lineRule="auto" w:after="80"/>
+        <w:keepLines/>
+      </w:pPr>
+      <w:r>
+        <w:rPr>
+          <w:rFonts w:ascii="Times New Roman" w:hAnsi="Times New Roman" w:cs="Times New Roman"/>
+          <w:sz w:val="24"/>
+          <w:szCs w:val="24"/>
+        </w:rPr>
         <w:t xml:space="preserve">Dr. Gravesande | Issues all invoices; approves write-offs; handles escalated overdue accounts | Human Employee</w:t>
       </w:r>
     </w:p>
     <w:p>
       <w:pPr>
-        <w:spacing w:after="80"/>
-      </w:pPr>
-      <w:r>
-        <w:rPr>
-          <w:b/>
-          <w:bCs/>
+        <w:spacing w:line="360" w:lineRule="auto" w:after="80"/>
+        <w:keepLines/>
+      </w:pPr>
+      <w:r>
+        <w:rPr>
+          <w:rFonts w:ascii="Times New Roman" w:hAnsi="Times New Roman" w:cs="Times New Roman"/>
+          <w:b/>
+          <w:bCs/>
+          <w:sz w:val="24"/>
+          <w:szCs w:val="24"/>
         </w:rPr>
         <w:t xml:space="preserve">🤖  Agentic Employee Roles</w:t>
       </w:r>
     </w:p>
     <w:p>
       <w:pPr>
-        <w:spacing w:after="80"/>
-      </w:pPr>
-      <w:r>
+        <w:spacing w:line="360" w:lineRule="auto" w:after="80"/>
+        <w:keepLines/>
+      </w:pPr>
+      <w:r>
+        <w:rPr>
+          <w:rFonts w:ascii="Times New Roman" w:hAnsi="Times New Roman" w:cs="Times New Roman"/>
+          <w:sz w:val="24"/>
+          <w:szCs w:val="24"/>
+        </w:rPr>
         <w:t xml:space="preserve">Agent | Responsibility | Type</w:t>
       </w:r>
     </w:p>
     <w:p>
       <w:pPr>
-        <w:spacing w:after="80"/>
-      </w:pPr>
-      <w:r>
+        <w:spacing w:line="360" w:lineRule="auto" w:after="80"/>
+        <w:keepLines/>
+      </w:pPr>
+      <w:r>
+        <w:rPr>
+          <w:rFonts w:ascii="Times New Roman" w:hAnsi="Times New Roman" w:cs="Times New Roman"/>
+          <w:sz w:val="24"/>
+          <w:szCs w:val="24"/>
+        </w:rPr>
         <w:t xml:space="preserve">AR Monitor Agent | Checks REG-05 daily; flags invoices approaching due date (T-2 days); sends automated payment reminders at T+7, T+14; escalates to Dr. Gravesande at T+30 | Agentic Employee</w:t>
       </w:r>
     </w:p>
     <w:p>
       <w:pPr>
-        <w:spacing w:after="80"/>
-      </w:pPr>
-      <w:r>
+        <w:spacing w:line="360" w:lineRule="auto" w:after="80"/>
+        <w:keepLines/>
+      </w:pPr>
+      <w:r>
+        <w:rPr>
+          <w:rFonts w:ascii="Times New Roman" w:hAnsi="Times New Roman" w:cs="Times New Roman"/>
+          <w:sz w:val="24"/>
+          <w:szCs w:val="24"/>
+        </w:rPr>
         <w:t xml:space="preserve">Invoice Agent | Drafts invoices using TPL-04 from project data; submits for Dr. Gravesande review before sending | Agentic Employee</w:t>
       </w:r>
     </w:p>
     <w:p>
       <w:pPr>
-        <w:spacing w:after="80"/>
-      </w:pPr>
-      <w:r>
-        <w:rPr>
+        <w:spacing w:line="360" w:lineRule="auto" w:after="80"/>
+        <w:keepLines/>
+      </w:pPr>
+      <w:r>
+        <w:rPr>
+          <w:rFonts w:ascii="Times New Roman" w:hAnsi="Times New Roman" w:cs="Times New Roman"/>
           <w:i/>
           <w:iCs/>
+          <w:sz w:val="24"/>
+          <w:szCs w:val="24"/>
         </w:rPr>
         <w:t xml:space="preserve">⚠  Agentic Note: Agents monitor and remind — they do NOT negotiate payment terms, extend deadlines, or write off balances. These decisions are human-only.</w:t>
       </w:r>
     </w:p>
     <w:p>
       <w:pPr>
-        <w:spacing w:after="80"/>
-      </w:pPr>
-      <w:r>
-        <w:rPr>
-          <w:b/>
-          <w:bCs/>
+        <w:spacing w:line="360" w:lineRule="auto" w:after="80"/>
+        <w:keepLines/>
+      </w:pPr>
+      <w:r>
+        <w:rPr>
+          <w:rFonts w:ascii="Times New Roman" w:hAnsi="Times New Roman" w:cs="Times New Roman"/>
+          <w:b/>
+          <w:bCs/>
+          <w:sz w:val="24"/>
+          <w:szCs w:val="24"/>
         </w:rPr>
         <w:t xml:space="preserve">5. Invoice Schedule</w:t>
       </w:r>
     </w:p>
     <w:p>
       <w:pPr>
-        <w:spacing w:after="80"/>
-      </w:pPr>
-      <w:r>
+        <w:spacing w:line="360" w:lineRule="auto" w:after="80"/>
+        <w:keepLines/>
+      </w:pPr>
+      <w:r>
+        <w:rPr>
+          <w:rFonts w:ascii="Times New Roman" w:hAnsi="Times New Roman" w:cs="Times New Roman"/>
+          <w:sz w:val="24"/>
+          <w:szCs w:val="24"/>
+        </w:rPr>
         <w:t xml:space="preserve">Every project generates the following invoices in sequence:</w:t>
       </w:r>
     </w:p>
     <w:p>
       <w:pPr>
-        <w:spacing w:after="80"/>
-      </w:pPr>
-      <w:r>
+        <w:spacing w:line="360" w:lineRule="auto" w:after="80"/>
+        <w:keepLines/>
+      </w:pPr>
+      <w:r>
+        <w:rPr>
+          <w:rFonts w:ascii="Times New Roman" w:hAnsi="Times New Roman" w:cs="Times New Roman"/>
+          <w:sz w:val="24"/>
+          <w:szCs w:val="24"/>
+        </w:rPr>
         <w:t xml:space="preserve">Invoice Type | Trigger | % of Total | Due</w:t>
       </w:r>
     </w:p>
     <w:p>
       <w:pPr>
-        <w:spacing w:after="80"/>
-      </w:pPr>
-      <w:r>
+        <w:spacing w:line="360" w:lineRule="auto" w:after="80"/>
+        <w:keepLines/>
+      </w:pPr>
+      <w:r>
+        <w:rPr>
+          <w:rFonts w:ascii="Times New Roman" w:hAnsi="Times New Roman" w:cs="Times New Roman"/>
+          <w:sz w:val="24"/>
+          <w:szCs w:val="24"/>
+        </w:rPr>
         <w:t xml:space="preserve">Deposit Invoice | Contract execution (SOP-04) | 30–50% | 5 business days</w:t>
       </w:r>
     </w:p>
     <w:p>
       <w:pPr>
-        <w:spacing w:after="80"/>
-      </w:pPr>
-      <w:r>
+        <w:spacing w:line="360" w:lineRule="auto" w:after="80"/>
+        <w:keepLines/>
+      </w:pPr>
+      <w:r>
+        <w:rPr>
+          <w:rFonts w:ascii="Times New Roman" w:hAnsi="Times New Roman" w:cs="Times New Roman"/>
+          <w:sz w:val="24"/>
+          <w:szCs w:val="24"/>
+        </w:rPr>
         <w:t xml:space="preserve">Milestone Invoice(s) | Defined in contract (e.g., phase completion) | As per contract | 14 days</w:t>
       </w:r>
     </w:p>
     <w:p>
       <w:pPr>
-        <w:spacing w:after="80"/>
-      </w:pPr>
-      <w:r>
+        <w:spacing w:line="360" w:lineRule="auto" w:after="80"/>
+        <w:keepLines/>
+      </w:pPr>
+      <w:r>
+        <w:rPr>
+          <w:rFonts w:ascii="Times New Roman" w:hAnsi="Times New Roman" w:cs="Times New Roman"/>
+          <w:sz w:val="24"/>
+          <w:szCs w:val="24"/>
+        </w:rPr>
         <w:t xml:space="preserve">Final Invoice | Handover acceptance (SOP-07) | Remaining balance | 14 days</w:t>
       </w:r>
     </w:p>
     <w:p>
       <w:pPr>
-        <w:spacing w:before="240" w:after="80"/>
-      </w:pPr>
-      <w:r>
-        <w:rPr>
+        <w:spacing w:line="360" w:lineRule="auto" w:before="240" w:after="80"/>
+        <w:keepLines/>
+      </w:pPr>
+      <w:r>
+        <w:rPr>
+          <w:rFonts w:ascii="Times New Roman" w:hAnsi="Times New Roman" w:cs="Times New Roman"/>
           <w:b/>
           <w:bCs/>
           <w:sz w:val="28"/>
@@ -752,100 +849,157 @@
     </w:p>
     <w:p>
       <w:pPr>
-        <w:spacing w:after="80"/>
-      </w:pPr>
-      <w:r>
-        <w:rPr>
-          <w:b/>
-          <w:bCs/>
+        <w:spacing w:line="360" w:lineRule="auto" w:after="80"/>
+        <w:keepLines/>
+      </w:pPr>
+      <w:r>
+        <w:rPr>
+          <w:rFonts w:ascii="Times New Roman" w:hAnsi="Times New Roman" w:cs="Times New Roman"/>
+          <w:b/>
+          <w:bCs/>
+          <w:sz w:val="24"/>
+          <w:szCs w:val="24"/>
         </w:rPr>
         <w:t xml:space="preserve">Term</w:t>
       </w:r>
       <w:r>
+        <w:rPr>
+          <w:rFonts w:ascii="Times New Roman" w:hAnsi="Times New Roman" w:cs="Times New Roman"/>
+          <w:sz w:val="24"/>
+          <w:szCs w:val="24"/>
+        </w:rPr>
         <w:t xml:space="preserve"> — Definition</w:t>
       </w:r>
     </w:p>
     <w:p>
       <w:pPr>
-        <w:spacing w:after="80"/>
-      </w:pPr>
-      <w:r>
-        <w:rPr>
-          <w:b/>
-          <w:bCs/>
+        <w:spacing w:line="360" w:lineRule="auto" w:after="80"/>
+        <w:keepLines/>
+      </w:pPr>
+      <w:r>
+        <w:rPr>
+          <w:rFonts w:ascii="Times New Roman" w:hAnsi="Times New Roman" w:cs="Times New Roman"/>
+          <w:b/>
+          <w:bCs/>
+          <w:sz w:val="24"/>
+          <w:szCs w:val="24"/>
         </w:rPr>
         <w:t xml:space="preserve">Invoice</w:t>
       </w:r>
       <w:r>
+        <w:rPr>
+          <w:rFonts w:ascii="Times New Roman" w:hAnsi="Times New Roman" w:cs="Times New Roman"/>
+          <w:sz w:val="24"/>
+          <w:szCs w:val="24"/>
+        </w:rPr>
         <w:t xml:space="preserve"> — A formal request for payment issued to the client (TPL-04)</w:t>
       </w:r>
     </w:p>
     <w:p>
       <w:pPr>
-        <w:spacing w:after="80"/>
-      </w:pPr>
-      <w:r>
-        <w:rPr>
-          <w:b/>
-          <w:bCs/>
+        <w:spacing w:line="360" w:lineRule="auto" w:after="80"/>
+        <w:keepLines/>
+      </w:pPr>
+      <w:r>
+        <w:rPr>
+          <w:rFonts w:ascii="Times New Roman" w:hAnsi="Times New Roman" w:cs="Times New Roman"/>
+          <w:b/>
+          <w:bCs/>
+          <w:sz w:val="24"/>
+          <w:szCs w:val="24"/>
         </w:rPr>
         <w:t xml:space="preserve">Accounts Receivable (AR)</w:t>
       </w:r>
       <w:r>
+        <w:rPr>
+          <w:rFonts w:ascii="Times New Roman" w:hAnsi="Times New Roman" w:cs="Times New Roman"/>
+          <w:sz w:val="24"/>
+          <w:szCs w:val="24"/>
+        </w:rPr>
         <w:t xml:space="preserve"> — The total of all invoices issued but not yet paid</w:t>
       </w:r>
     </w:p>
     <w:p>
       <w:pPr>
-        <w:spacing w:after="80"/>
-      </w:pPr>
-      <w:r>
-        <w:rPr>
-          <w:b/>
-          <w:bCs/>
+        <w:spacing w:line="360" w:lineRule="auto" w:after="80"/>
+        <w:keepLines/>
+      </w:pPr>
+      <w:r>
+        <w:rPr>
+          <w:rFonts w:ascii="Times New Roman" w:hAnsi="Times New Roman" w:cs="Times New Roman"/>
+          <w:b/>
+          <w:bCs/>
+          <w:sz w:val="24"/>
+          <w:szCs w:val="24"/>
         </w:rPr>
         <w:t xml:space="preserve">Payment Terms</w:t>
       </w:r>
       <w:r>
+        <w:rPr>
+          <w:rFonts w:ascii="Times New Roman" w:hAnsi="Times New Roman" w:cs="Times New Roman"/>
+          <w:sz w:val="24"/>
+          <w:szCs w:val="24"/>
+        </w:rPr>
         <w:t xml:space="preserve"> — The number of days within which payment is due after invoice date (default: 14 days)</w:t>
       </w:r>
     </w:p>
     <w:p>
       <w:pPr>
-        <w:spacing w:after="80"/>
-      </w:pPr>
-      <w:r>
-        <w:rPr>
-          <w:b/>
-          <w:bCs/>
+        <w:spacing w:line="360" w:lineRule="auto" w:after="80"/>
+        <w:keepLines/>
+      </w:pPr>
+      <w:r>
+        <w:rPr>
+          <w:rFonts w:ascii="Times New Roman" w:hAnsi="Times New Roman" w:cs="Times New Roman"/>
+          <w:b/>
+          <w:bCs/>
+          <w:sz w:val="24"/>
+          <w:szCs w:val="24"/>
         </w:rPr>
         <w:t xml:space="preserve">Overdue</w:t>
       </w:r>
       <w:r>
+        <w:rPr>
+          <w:rFonts w:ascii="Times New Roman" w:hAnsi="Times New Roman" w:cs="Times New Roman"/>
+          <w:sz w:val="24"/>
+          <w:szCs w:val="24"/>
+        </w:rPr>
         <w:t xml:space="preserve"> — An invoice where payment terms have been exceeded</w:t>
       </w:r>
     </w:p>
     <w:p>
       <w:pPr>
-        <w:spacing w:after="80"/>
-      </w:pPr>
-      <w:r>
-        <w:rPr>
-          <w:b/>
-          <w:bCs/>
+        <w:spacing w:line="360" w:lineRule="auto" w:after="80"/>
+        <w:keepLines/>
+      </w:pPr>
+      <w:r>
+        <w:rPr>
+          <w:rFonts w:ascii="Times New Roman" w:hAnsi="Times New Roman" w:cs="Times New Roman"/>
+          <w:b/>
+          <w:bCs/>
+          <w:sz w:val="24"/>
+          <w:szCs w:val="24"/>
         </w:rPr>
         <w:t xml:space="preserve">REG-05</w:t>
       </w:r>
       <w:r>
+        <w:rPr>
+          <w:rFonts w:ascii="Times New Roman" w:hAnsi="Times New Roman" w:cs="Times New Roman"/>
+          <w:sz w:val="24"/>
+          <w:szCs w:val="24"/>
+        </w:rPr>
         <w:t xml:space="preserve"> — The Invoice &amp; Payment Register — the live record of all invoices, amounts, and payment status</w:t>
       </w:r>
     </w:p>
     <w:p>
       <w:pPr>
-        <w:spacing w:before="240" w:after="80"/>
-      </w:pPr>
-      <w:r>
-        <w:rPr>
+        <w:spacing w:line="360" w:lineRule="auto" w:before="240" w:after="80"/>
+        <w:keepLines/>
+        <w:pageBreakBefore/>
+      </w:pPr>
+      <w:r>
+        <w:rPr>
+          <w:rFonts w:ascii="Times New Roman" w:hAnsi="Times New Roman" w:cs="Times New Roman"/>
           <w:b/>
           <w:bCs/>
           <w:sz w:val="28"/>
@@ -858,10 +1012,13 @@
     <w:p/>
     <w:p>
       <w:pPr>
-        <w:spacing w:before="240" w:after="80"/>
-      </w:pPr>
-      <w:r>
-        <w:rPr>
+        <w:spacing w:line="360" w:lineRule="auto" w:before="240" w:after="80"/>
+        <w:keepLines/>
+        <w:pageBreakBefore/>
+      </w:pPr>
+      <w:r>
+        <w:rPr>
+          <w:rFonts w:ascii="Times New Roman" w:hAnsi="Times New Roman" w:cs="Times New Roman"/>
           <w:b/>
           <w:bCs/>
           <w:sz w:val="28"/>
@@ -873,240 +1030,420 @@
     </w:p>
     <w:p>
       <w:pPr>
-        <w:spacing w:after="80"/>
-      </w:pPr>
-      <w:r>
-        <w:rPr>
-          <w:b/>
-          <w:bCs/>
+        <w:spacing w:line="360" w:lineRule="auto" w:after="80"/>
+        <w:keepLines/>
+      </w:pPr>
+      <w:r>
+        <w:rPr>
+          <w:rFonts w:ascii="Times New Roman" w:hAnsi="Times New Roman" w:cs="Times New Roman"/>
+          <w:b/>
+          <w:bCs/>
+          <w:sz w:val="24"/>
+          <w:szCs w:val="24"/>
         </w:rPr>
         <w:t xml:space="preserve">Step 1 — Issue Invoice</w:t>
       </w:r>
     </w:p>
     <w:p>
       <w:pPr>
-        <w:spacing w:after="80"/>
-      </w:pPr>
-      <w:r>
-        <w:rPr>
-          <w:b/>
-          <w:bCs/>
+        <w:spacing w:line="360" w:lineRule="auto" w:after="80"/>
+        <w:keepLines/>
+      </w:pPr>
+      <w:r>
+        <w:rPr>
+          <w:rFonts w:ascii="Times New Roman" w:hAnsi="Times New Roman" w:cs="Times New Roman"/>
+          <w:b/>
+          <w:bCs/>
+          <w:sz w:val="24"/>
+          <w:szCs w:val="24"/>
         </w:rPr>
         <w:t xml:space="preserve">1.1.  </w:t>
       </w:r>
       <w:r>
+        <w:rPr>
+          <w:rFonts w:ascii="Times New Roman" w:hAnsi="Times New Roman" w:cs="Times New Roman"/>
+          <w:sz w:val="24"/>
+          <w:szCs w:val="24"/>
+        </w:rPr>
         <w:t xml:space="preserve">Prepare invoice using TPL-04 (Invoice Template). Each invoice must include:</w:t>
       </w:r>
     </w:p>
     <w:p>
       <w:pPr>
-        <w:spacing w:after="60"/>
+        <w:spacing w:line="360" w:lineRule="auto" w:after="60"/>
+        <w:keepLines/>
         <w:ind w:left="720" w:hanging="360"/>
       </w:pPr>
       <w:r>
+        <w:rPr>
+          <w:rFonts w:ascii="Times New Roman" w:hAnsi="Times New Roman" w:cs="Times New Roman"/>
+          <w:sz w:val="24"/>
+          <w:szCs w:val="24"/>
+        </w:rPr>
         <w:t xml:space="preserve">•	</w:t>
       </w:r>
       <w:r>
+        <w:rPr>
+          <w:rFonts w:ascii="Times New Roman" w:hAnsi="Times New Roman" w:cs="Times New Roman"/>
+          <w:sz w:val="24"/>
+          <w:szCs w:val="24"/>
+        </w:rPr>
         <w:t xml:space="preserve">Invoice number (format: PRQ-[YEAR]-[###] e.g., PRQ-2026-001)</w:t>
       </w:r>
     </w:p>
     <w:p>
       <w:pPr>
-        <w:spacing w:after="60"/>
+        <w:spacing w:line="360" w:lineRule="auto" w:after="60"/>
+        <w:keepLines/>
         <w:ind w:left="720" w:hanging="360"/>
       </w:pPr>
       <w:r>
+        <w:rPr>
+          <w:rFonts w:ascii="Times New Roman" w:hAnsi="Times New Roman" w:cs="Times New Roman"/>
+          <w:sz w:val="24"/>
+          <w:szCs w:val="24"/>
+        </w:rPr>
         <w:t xml:space="preserve">•	</w:t>
       </w:r>
       <w:r>
+        <w:rPr>
+          <w:rFonts w:ascii="Times New Roman" w:hAnsi="Times New Roman" w:cs="Times New Roman"/>
+          <w:sz w:val="24"/>
+          <w:szCs w:val="24"/>
+        </w:rPr>
         <w:t xml:space="preserve">Invoice date</w:t>
       </w:r>
     </w:p>
     <w:p>
       <w:pPr>
-        <w:spacing w:after="60"/>
+        <w:spacing w:line="360" w:lineRule="auto" w:after="60"/>
+        <w:keepLines/>
         <w:ind w:left="720" w:hanging="360"/>
       </w:pPr>
       <w:r>
+        <w:rPr>
+          <w:rFonts w:ascii="Times New Roman" w:hAnsi="Times New Roman" w:cs="Times New Roman"/>
+          <w:sz w:val="24"/>
+          <w:szCs w:val="24"/>
+        </w:rPr>
         <w:t xml:space="preserve">•	</w:t>
       </w:r>
       <w:r>
+        <w:rPr>
+          <w:rFonts w:ascii="Times New Roman" w:hAnsi="Times New Roman" w:cs="Times New Roman"/>
+          <w:sz w:val="24"/>
+          <w:szCs w:val="24"/>
+        </w:rPr>
         <w:t xml:space="preserve">Client company name and billing address</w:t>
       </w:r>
     </w:p>
     <w:p>
       <w:pPr>
-        <w:spacing w:after="60"/>
+        <w:spacing w:line="360" w:lineRule="auto" w:after="60"/>
+        <w:keepLines/>
         <w:ind w:left="720" w:hanging="360"/>
       </w:pPr>
       <w:r>
+        <w:rPr>
+          <w:rFonts w:ascii="Times New Roman" w:hAnsi="Times New Roman" w:cs="Times New Roman"/>
+          <w:sz w:val="24"/>
+          <w:szCs w:val="24"/>
+        </w:rPr>
         <w:t xml:space="preserve">•	</w:t>
       </w:r>
       <w:r>
+        <w:rPr>
+          <w:rFonts w:ascii="Times New Roman" w:hAnsi="Times New Roman" w:cs="Times New Roman"/>
+          <w:sz w:val="24"/>
+          <w:szCs w:val="24"/>
+        </w:rPr>
         <w:t xml:space="preserve">Preqal name, address, and contact details</w:t>
       </w:r>
     </w:p>
     <w:p>
       <w:pPr>
-        <w:spacing w:after="60"/>
+        <w:spacing w:line="360" w:lineRule="auto" w:after="60"/>
+        <w:keepLines/>
         <w:ind w:left="720" w:hanging="360"/>
       </w:pPr>
       <w:r>
+        <w:rPr>
+          <w:rFonts w:ascii="Times New Roman" w:hAnsi="Times New Roman" w:cs="Times New Roman"/>
+          <w:sz w:val="24"/>
+          <w:szCs w:val="24"/>
+        </w:rPr>
         <w:t xml:space="preserve">•	</w:t>
       </w:r>
       <w:r>
+        <w:rPr>
+          <w:rFonts w:ascii="Times New Roman" w:hAnsi="Times New Roman" w:cs="Times New Roman"/>
+          <w:sz w:val="24"/>
+          <w:szCs w:val="24"/>
+        </w:rPr>
         <w:t xml:space="preserve">Description of services (reference the project phase or milestone)</w:t>
       </w:r>
     </w:p>
     <w:p>
       <w:pPr>
-        <w:spacing w:after="60"/>
+        <w:spacing w:line="360" w:lineRule="auto" w:after="60"/>
+        <w:keepLines/>
         <w:ind w:left="720" w:hanging="360"/>
       </w:pPr>
       <w:r>
+        <w:rPr>
+          <w:rFonts w:ascii="Times New Roman" w:hAnsi="Times New Roman" w:cs="Times New Roman"/>
+          <w:sz w:val="24"/>
+          <w:szCs w:val="24"/>
+        </w:rPr>
         <w:t xml:space="preserve">•	</w:t>
       </w:r>
       <w:r>
+        <w:rPr>
+          <w:rFonts w:ascii="Times New Roman" w:hAnsi="Times New Roman" w:cs="Times New Roman"/>
+          <w:sz w:val="24"/>
+          <w:szCs w:val="24"/>
+        </w:rPr>
         <w:t xml:space="preserve">Amount (excluding and including applicable taxes)</w:t>
       </w:r>
     </w:p>
     <w:p>
       <w:pPr>
-        <w:spacing w:after="60"/>
+        <w:spacing w:line="360" w:lineRule="auto" w:after="60"/>
+        <w:keepLines/>
         <w:ind w:left="720" w:hanging="360"/>
       </w:pPr>
       <w:r>
+        <w:rPr>
+          <w:rFonts w:ascii="Times New Roman" w:hAnsi="Times New Roman" w:cs="Times New Roman"/>
+          <w:sz w:val="24"/>
+          <w:szCs w:val="24"/>
+        </w:rPr>
         <w:t xml:space="preserve">•	</w:t>
       </w:r>
       <w:r>
+        <w:rPr>
+          <w:rFonts w:ascii="Times New Roman" w:hAnsi="Times New Roman" w:cs="Times New Roman"/>
+          <w:sz w:val="24"/>
+          <w:szCs w:val="24"/>
+        </w:rPr>
         <w:t xml:space="preserve">Payment terms: "Payment due within [X] days of invoice date"</w:t>
       </w:r>
     </w:p>
     <w:p>
       <w:pPr>
-        <w:spacing w:after="60"/>
+        <w:spacing w:line="360" w:lineRule="auto" w:after="60"/>
+        <w:keepLines/>
         <w:ind w:left="720" w:hanging="360"/>
       </w:pPr>
       <w:r>
+        <w:rPr>
+          <w:rFonts w:ascii="Times New Roman" w:hAnsi="Times New Roman" w:cs="Times New Roman"/>
+          <w:sz w:val="24"/>
+          <w:szCs w:val="24"/>
+        </w:rPr>
         <w:t xml:space="preserve">•	</w:t>
       </w:r>
       <w:r>
+        <w:rPr>
+          <w:rFonts w:ascii="Times New Roman" w:hAnsi="Times New Roman" w:cs="Times New Roman"/>
+          <w:sz w:val="24"/>
+          <w:szCs w:val="24"/>
+        </w:rPr>
         <w:t xml:space="preserve">Bank/payment details (account name, account number, bank name, branch)</w:t>
       </w:r>
     </w:p>
     <w:p>
       <w:pPr>
-        <w:spacing w:after="80"/>
-      </w:pPr>
-      <w:r>
-        <w:rPr>
-          <w:b/>
-          <w:bCs/>
+        <w:spacing w:line="360" w:lineRule="auto" w:after="80"/>
+        <w:keepLines/>
+      </w:pPr>
+      <w:r>
+        <w:rPr>
+          <w:rFonts w:ascii="Times New Roman" w:hAnsi="Times New Roman" w:cs="Times New Roman"/>
+          <w:b/>
+          <w:bCs/>
+          <w:sz w:val="24"/>
+          <w:szCs w:val="24"/>
         </w:rPr>
         <w:t xml:space="preserve">1.2.  </w:t>
       </w:r>
       <w:r>
+        <w:rPr>
+          <w:rFonts w:ascii="Times New Roman" w:hAnsi="Times New Roman" w:cs="Times New Roman"/>
+          <w:sz w:val="24"/>
+          <w:szCs w:val="24"/>
+        </w:rPr>
         <w:t xml:space="preserve">Dr. Gravesande reviews draft invoice before sending.</w:t>
       </w:r>
     </w:p>
     <w:p>
       <w:pPr>
-        <w:spacing w:after="80"/>
-      </w:pPr>
-      <w:r>
-        <w:rPr>
-          <w:b/>
-          <w:bCs/>
+        <w:spacing w:line="360" w:lineRule="auto" w:after="80"/>
+        <w:keepLines/>
+      </w:pPr>
+      <w:r>
+        <w:rPr>
+          <w:rFonts w:ascii="Times New Roman" w:hAnsi="Times New Roman" w:cs="Times New Roman"/>
+          <w:b/>
+          <w:bCs/>
+          <w:sz w:val="24"/>
+          <w:szCs w:val="24"/>
         </w:rPr>
         <w:t xml:space="preserve">1.3.  </w:t>
       </w:r>
       <w:r>
+        <w:rPr>
+          <w:rFonts w:ascii="Times New Roman" w:hAnsi="Times New Roman" w:cs="Times New Roman"/>
+          <w:sz w:val="24"/>
+          <w:szCs w:val="24"/>
+        </w:rPr>
         <w:t xml:space="preserve">Send via email using TPL-12 (Invoice Cover Email template).</w:t>
       </w:r>
     </w:p>
     <w:p>
       <w:pPr>
-        <w:spacing w:after="80"/>
-      </w:pPr>
-      <w:r>
-        <w:rPr>
-          <w:b/>
-          <w:bCs/>
+        <w:spacing w:line="360" w:lineRule="auto" w:after="80"/>
+        <w:keepLines/>
+      </w:pPr>
+      <w:r>
+        <w:rPr>
+          <w:rFonts w:ascii="Times New Roman" w:hAnsi="Times New Roman" w:cs="Times New Roman"/>
+          <w:b/>
+          <w:bCs/>
+          <w:sz w:val="24"/>
+          <w:szCs w:val="24"/>
         </w:rPr>
         <w:t xml:space="preserve">1.4.  </w:t>
       </w:r>
       <w:r>
+        <w:rPr>
+          <w:rFonts w:ascii="Times New Roman" w:hAnsi="Times New Roman" w:cs="Times New Roman"/>
+          <w:sz w:val="24"/>
+          <w:szCs w:val="24"/>
+        </w:rPr>
         <w:t xml:space="preserve">Attach invoice as PDF.</w:t>
       </w:r>
     </w:p>
     <w:p>
       <w:pPr>
-        <w:spacing w:after="80"/>
-      </w:pPr>
-      <w:r>
-        <w:rPr>
-          <w:b/>
-          <w:bCs/>
+        <w:spacing w:line="360" w:lineRule="auto" w:after="80"/>
+        <w:keepLines/>
+      </w:pPr>
+      <w:r>
+        <w:rPr>
+          <w:rFonts w:ascii="Times New Roman" w:hAnsi="Times New Roman" w:cs="Times New Roman"/>
+          <w:b/>
+          <w:bCs/>
+          <w:sz w:val="24"/>
+          <w:szCs w:val="24"/>
         </w:rPr>
         <w:t xml:space="preserve">7. Outputs</w:t>
       </w:r>
     </w:p>
     <w:p>
       <w:pPr>
-        <w:spacing w:after="60"/>
+        <w:spacing w:line="360" w:lineRule="auto" w:after="60"/>
+        <w:keepLines/>
         <w:ind w:left="720" w:hanging="360"/>
       </w:pPr>
       <w:r>
+        <w:rPr>
+          <w:rFonts w:ascii="Times New Roman" w:hAnsi="Times New Roman" w:cs="Times New Roman"/>
+          <w:sz w:val="24"/>
+          <w:szCs w:val="24"/>
+        </w:rPr>
         <w:t xml:space="preserve">•	</w:t>
       </w:r>
       <w:r>
+        <w:rPr>
+          <w:rFonts w:ascii="Times New Roman" w:hAnsi="Times New Roman" w:cs="Times New Roman"/>
+          <w:sz w:val="24"/>
+          <w:szCs w:val="24"/>
+        </w:rPr>
         <w:t xml:space="preserve">Invoice sent and recorded in REG-05</w:t>
       </w:r>
     </w:p>
     <w:p>
       <w:pPr>
-        <w:spacing w:after="60"/>
+        <w:spacing w:line="360" w:lineRule="auto" w:after="60"/>
+        <w:keepLines/>
         <w:ind w:left="720" w:hanging="360"/>
       </w:pPr>
       <w:r>
+        <w:rPr>
+          <w:rFonts w:ascii="Times New Roman" w:hAnsi="Times New Roman" w:cs="Times New Roman"/>
+          <w:sz w:val="24"/>
+          <w:szCs w:val="24"/>
+        </w:rPr>
         <w:t xml:space="preserve">•	</w:t>
       </w:r>
       <w:r>
+        <w:rPr>
+          <w:rFonts w:ascii="Times New Roman" w:hAnsi="Times New Roman" w:cs="Times New Roman"/>
+          <w:sz w:val="24"/>
+          <w:szCs w:val="24"/>
+        </w:rPr>
         <w:t xml:space="preserve">Payment confirmation sent on receipt</w:t>
       </w:r>
     </w:p>
     <w:p>
       <w:pPr>
-        <w:spacing w:after="60"/>
+        <w:spacing w:line="360" w:lineRule="auto" w:after="60"/>
+        <w:keepLines/>
         <w:ind w:left="720" w:hanging="360"/>
       </w:pPr>
       <w:r>
+        <w:rPr>
+          <w:rFonts w:ascii="Times New Roman" w:hAnsi="Times New Roman" w:cs="Times New Roman"/>
+          <w:sz w:val="24"/>
+          <w:szCs w:val="24"/>
+        </w:rPr>
         <w:t xml:space="preserve">•	</w:t>
       </w:r>
       <w:r>
+        <w:rPr>
+          <w:rFonts w:ascii="Times New Roman" w:hAnsi="Times New Roman" w:cs="Times New Roman"/>
+          <w:sz w:val="24"/>
+          <w:szCs w:val="24"/>
+        </w:rPr>
         <w:t xml:space="preserve">Overdue invoices escalated and resolved</w:t>
       </w:r>
     </w:p>
     <w:p>
       <w:pPr>
-        <w:spacing w:after="60"/>
+        <w:spacing w:line="360" w:lineRule="auto" w:after="60"/>
+        <w:keepLines/>
         <w:ind w:left="720" w:hanging="360"/>
       </w:pPr>
       <w:r>
+        <w:rPr>
+          <w:rFonts w:ascii="Times New Roman" w:hAnsi="Times New Roman" w:cs="Times New Roman"/>
+          <w:sz w:val="24"/>
+          <w:szCs w:val="24"/>
+        </w:rPr>
         <w:t xml:space="preserve">•	</w:t>
       </w:r>
       <w:r>
+        <w:rPr>
+          <w:rFonts w:ascii="Times New Roman" w:hAnsi="Times New Roman" w:cs="Times New Roman"/>
+          <w:sz w:val="24"/>
+          <w:szCs w:val="24"/>
+        </w:rPr>
         <w:t xml:space="preserve">Monthly AR review completed</w:t>
       </w:r>
     </w:p>
     <w:p>
       <w:pPr>
-        <w:spacing w:after="80"/>
-      </w:pPr>
-      <w:r>
-        <w:rPr>
-          <w:b/>
-          <w:bCs/>
+        <w:spacing w:line="360" w:lineRule="auto" w:after="80"/>
+        <w:keepLines/>
+      </w:pPr>
+      <w:r>
+        <w:rPr>
+          <w:rFonts w:ascii="Times New Roman" w:hAnsi="Times New Roman" w:cs="Times New Roman"/>
+          <w:b/>
+          <w:bCs/>
+          <w:sz w:val="24"/>
+          <w:szCs w:val="24"/>
         </w:rPr>
         <w:t xml:space="preserve">8. Quality Controls &amp; KPIs</w:t>
       </w:r>
@@ -1130,12 +1467,16 @@
           </w:tcPr>
           <w:p>
             <w:pPr>
-              <w:spacing w:after="0"/>
-            </w:pPr>
-            <w:r>
-              <w:rPr>
+              <w:spacing w:line="360" w:lineRule="auto" w:after="0"/>
+              <w:keepLines/>
+            </w:pPr>
+            <w:r>
+              <w:rPr>
+                <w:rFonts w:ascii="Times New Roman" w:hAnsi="Times New Roman" w:cs="Times New Roman"/>
                 <w:b/>
                 <w:bCs/>
+                <w:sz w:val="24"/>
+                <w:szCs w:val="24"/>
               </w:rPr>
               <w:t xml:space="preserve">Metric</w:t>
             </w:r>
@@ -1147,12 +1488,16 @@
           </w:tcPr>
           <w:p>
             <w:pPr>
-              <w:spacing w:after="0"/>
-            </w:pPr>
-            <w:r>
-              <w:rPr>
+              <w:spacing w:line="360" w:lineRule="auto" w:after="0"/>
+              <w:keepLines/>
+            </w:pPr>
+            <w:r>
+              <w:rPr>
+                <w:rFonts w:ascii="Times New Roman" w:hAnsi="Times New Roman" w:cs="Times New Roman"/>
                 <w:b/>
                 <w:bCs/>
+                <w:sz w:val="24"/>
+                <w:szCs w:val="24"/>
               </w:rPr>
               <w:t xml:space="preserve">Target</w:t>
             </w:r>
@@ -1164,12 +1509,16 @@
           </w:tcPr>
           <w:p>
             <w:pPr>
-              <w:spacing w:after="0"/>
-            </w:pPr>
-            <w:r>
-              <w:rPr>
+              <w:spacing w:line="360" w:lineRule="auto" w:after="0"/>
+              <w:keepLines/>
+            </w:pPr>
+            <w:r>
+              <w:rPr>
+                <w:rFonts w:ascii="Times New Roman" w:hAnsi="Times New Roman" w:cs="Times New Roman"/>
                 <w:b/>
                 <w:bCs/>
+                <w:sz w:val="24"/>
+                <w:szCs w:val="24"/>
               </w:rPr>
               <w:t xml:space="preserve">Review Frequency</w:t>
             </w:r>
@@ -1183,12 +1532,16 @@
           </w:tcPr>
           <w:p>
             <w:pPr>
-              <w:spacing w:after="0"/>
-            </w:pPr>
-            <w:r>
-              <w:rPr>
+              <w:spacing w:line="360" w:lineRule="auto" w:after="0"/>
+              <w:keepLines/>
+            </w:pPr>
+            <w:r>
+              <w:rPr>
+                <w:rFonts w:ascii="Times New Roman" w:hAnsi="Times New Roman" w:cs="Times New Roman"/>
                 <w:b/>
                 <w:bCs/>
+                <w:sz w:val="24"/>
+                <w:szCs w:val="24"/>
               </w:rPr>
               <w:t xml:space="preserve">Invoice issued within 24hr of trigger event</w:t>
             </w:r>
@@ -1200,12 +1553,16 @@
           </w:tcPr>
           <w:p>
             <w:pPr>
-              <w:spacing w:after="0"/>
-            </w:pPr>
-            <w:r>
-              <w:rPr>
+              <w:spacing w:line="360" w:lineRule="auto" w:after="0"/>
+              <w:keepLines/>
+            </w:pPr>
+            <w:r>
+              <w:rPr>
+                <w:rFonts w:ascii="Times New Roman" w:hAnsi="Times New Roman" w:cs="Times New Roman"/>
                 <w:b/>
                 <w:bCs/>
+                <w:sz w:val="24"/>
+                <w:szCs w:val="24"/>
               </w:rPr>
               <w:t xml:space="preserve">100%</w:t>
             </w:r>
@@ -1217,12 +1574,16 @@
           </w:tcPr>
           <w:p>
             <w:pPr>
-              <w:spacing w:after="0"/>
-            </w:pPr>
-            <w:r>
-              <w:rPr>
+              <w:spacing w:line="360" w:lineRule="auto" w:after="0"/>
+              <w:keepLines/>
+            </w:pPr>
+            <w:r>
+              <w:rPr>
+                <w:rFonts w:ascii="Times New Roman" w:hAnsi="Times New Roman" w:cs="Times New Roman"/>
                 <w:b/>
                 <w:bCs/>
+                <w:sz w:val="24"/>
+                <w:szCs w:val="24"/>
               </w:rPr>
               <w:t xml:space="preserve">Per invoice</w:t>
             </w:r>
@@ -1236,12 +1597,16 @@
           </w:tcPr>
           <w:p>
             <w:pPr>
-              <w:spacing w:after="0"/>
-            </w:pPr>
-            <w:r>
-              <w:rPr>
+              <w:spacing w:line="360" w:lineRule="auto" w:after="0"/>
+              <w:keepLines/>
+            </w:pPr>
+            <w:r>
+              <w:rPr>
+                <w:rFonts w:ascii="Times New Roman" w:hAnsi="Times New Roman" w:cs="Times New Roman"/>
                 <w:b/>
                 <w:bCs/>
+                <w:sz w:val="24"/>
+                <w:szCs w:val="24"/>
               </w:rPr>
               <w:t xml:space="preserve">Days Sales Outstanding (DSO)</w:t>
             </w:r>
@@ -1253,12 +1618,16 @@
           </w:tcPr>
           <w:p>
             <w:pPr>
-              <w:spacing w:after="0"/>
-            </w:pPr>
-            <w:r>
-              <w:rPr>
+              <w:spacing w:line="360" w:lineRule="auto" w:after="0"/>
+              <w:keepLines/>
+            </w:pPr>
+            <w:r>
+              <w:rPr>
+                <w:rFonts w:ascii="Times New Roman" w:hAnsi="Times New Roman" w:cs="Times New Roman"/>
                 <w:b/>
                 <w:bCs/>
+                <w:sz w:val="24"/>
+                <w:szCs w:val="24"/>
               </w:rPr>
               <w:t xml:space="preserve">≤ 21 days</w:t>
             </w:r>
@@ -1270,12 +1639,16 @@
           </w:tcPr>
           <w:p>
             <w:pPr>
-              <w:spacing w:after="0"/>
-            </w:pPr>
-            <w:r>
-              <w:rPr>
+              <w:spacing w:line="360" w:lineRule="auto" w:after="0"/>
+              <w:keepLines/>
+            </w:pPr>
+            <w:r>
+              <w:rPr>
+                <w:rFonts w:ascii="Times New Roman" w:hAnsi="Times New Roman" w:cs="Times New Roman"/>
                 <w:b/>
                 <w:bCs/>
+                <w:sz w:val="24"/>
+                <w:szCs w:val="24"/>
               </w:rPr>
               <w:t xml:space="preserve">Monthly</w:t>
             </w:r>
@@ -1289,12 +1662,16 @@
           </w:tcPr>
           <w:p>
             <w:pPr>
-              <w:spacing w:after="0"/>
-            </w:pPr>
-            <w:r>
-              <w:rPr>
+              <w:spacing w:line="360" w:lineRule="auto" w:after="0"/>
+              <w:keepLines/>
+            </w:pPr>
+            <w:r>
+              <w:rPr>
+                <w:rFonts w:ascii="Times New Roman" w:hAnsi="Times New Roman" w:cs="Times New Roman"/>
                 <w:b/>
                 <w:bCs/>
+                <w:sz w:val="24"/>
+                <w:szCs w:val="24"/>
               </w:rPr>
               <w:t xml:space="preserve">Invoices paid within terms</w:t>
             </w:r>
@@ -1306,12 +1683,16 @@
           </w:tcPr>
           <w:p>
             <w:pPr>
-              <w:spacing w:after="0"/>
-            </w:pPr>
-            <w:r>
-              <w:rPr>
+              <w:spacing w:line="360" w:lineRule="auto" w:after="0"/>
+              <w:keepLines/>
+            </w:pPr>
+            <w:r>
+              <w:rPr>
+                <w:rFonts w:ascii="Times New Roman" w:hAnsi="Times New Roman" w:cs="Times New Roman"/>
                 <w:b/>
                 <w:bCs/>
+                <w:sz w:val="24"/>
+                <w:szCs w:val="24"/>
               </w:rPr>
               <w:t xml:space="preserve">≥ 85%</w:t>
             </w:r>
@@ -1323,12 +1704,16 @@
           </w:tcPr>
           <w:p>
             <w:pPr>
-              <w:spacing w:after="0"/>
-            </w:pPr>
-            <w:r>
-              <w:rPr>
+              <w:spacing w:line="360" w:lineRule="auto" w:after="0"/>
+              <w:keepLines/>
+            </w:pPr>
+            <w:r>
+              <w:rPr>
+                <w:rFonts w:ascii="Times New Roman" w:hAnsi="Times New Roman" w:cs="Times New Roman"/>
                 <w:b/>
                 <w:bCs/>
+                <w:sz w:val="24"/>
+                <w:szCs w:val="24"/>
               </w:rPr>
               <w:t xml:space="preserve">Monthly</w:t>
             </w:r>
@@ -1342,12 +1727,16 @@
           </w:tcPr>
           <w:p>
             <w:pPr>
-              <w:spacing w:after="0"/>
-            </w:pPr>
-            <w:r>
-              <w:rPr>
+              <w:spacing w:line="360" w:lineRule="auto" w:after="0"/>
+              <w:keepLines/>
+            </w:pPr>
+            <w:r>
+              <w:rPr>
+                <w:rFonts w:ascii="Times New Roman" w:hAnsi="Times New Roman" w:cs="Times New Roman"/>
                 <w:b/>
                 <w:bCs/>
+                <w:sz w:val="24"/>
+                <w:szCs w:val="24"/>
               </w:rPr>
               <w:t xml:space="preserve">Overdue invoices (30+ days)</w:t>
             </w:r>
@@ -1359,12 +1748,16 @@
           </w:tcPr>
           <w:p>
             <w:pPr>
-              <w:spacing w:after="0"/>
-            </w:pPr>
-            <w:r>
-              <w:rPr>
+              <w:spacing w:line="360" w:lineRule="auto" w:after="0"/>
+              <w:keepLines/>
+            </w:pPr>
+            <w:r>
+              <w:rPr>
+                <w:rFonts w:ascii="Times New Roman" w:hAnsi="Times New Roman" w:cs="Times New Roman"/>
                 <w:b/>
                 <w:bCs/>
+                <w:sz w:val="24"/>
+                <w:szCs w:val="24"/>
               </w:rPr>
               <w:t xml:space="preserve">0 unmanaged</w:t>
             </w:r>
@@ -1376,12 +1769,16 @@
           </w:tcPr>
           <w:p>
             <w:pPr>
-              <w:spacing w:after="0"/>
-            </w:pPr>
-            <w:r>
-              <w:rPr>
+              <w:spacing w:line="360" w:lineRule="auto" w:after="0"/>
+              <w:keepLines/>
+            </w:pPr>
+            <w:r>
+              <w:rPr>
+                <w:rFonts w:ascii="Times New Roman" w:hAnsi="Times New Roman" w:cs="Times New Roman"/>
                 <w:b/>
                 <w:bCs/>
+                <w:sz w:val="24"/>
+                <w:szCs w:val="24"/>
               </w:rPr>
               <w:t xml:space="preserve">Monthly</w:t>
             </w:r>
@@ -1395,12 +1792,16 @@
           </w:tcPr>
           <w:p>
             <w:pPr>
-              <w:spacing w:after="0"/>
-            </w:pPr>
-            <w:r>
-              <w:rPr>
+              <w:spacing w:line="360" w:lineRule="auto" w:after="0"/>
+              <w:keepLines/>
+            </w:pPr>
+            <w:r>
+              <w:rPr>
+                <w:rFonts w:ascii="Times New Roman" w:hAnsi="Times New Roman" w:cs="Times New Roman"/>
                 <w:b/>
                 <w:bCs/>
+                <w:sz w:val="24"/>
+                <w:szCs w:val="24"/>
               </w:rPr>
               <w:t xml:space="preserve">Invoice recording completeness</w:t>
             </w:r>
@@ -1412,12 +1813,16 @@
           </w:tcPr>
           <w:p>
             <w:pPr>
-              <w:spacing w:after="0"/>
-            </w:pPr>
-            <w:r>
-              <w:rPr>
+              <w:spacing w:line="360" w:lineRule="auto" w:after="0"/>
+              <w:keepLines/>
+            </w:pPr>
+            <w:r>
+              <w:rPr>
+                <w:rFonts w:ascii="Times New Roman" w:hAnsi="Times New Roman" w:cs="Times New Roman"/>
                 <w:b/>
                 <w:bCs/>
+                <w:sz w:val="24"/>
+                <w:szCs w:val="24"/>
               </w:rPr>
               <w:t xml:space="preserve">100% in REG-05</w:t>
             </w:r>
@@ -1429,12 +1834,16 @@
           </w:tcPr>
           <w:p>
             <w:pPr>
-              <w:spacing w:after="0"/>
-            </w:pPr>
-            <w:r>
-              <w:rPr>
+              <w:spacing w:line="360" w:lineRule="auto" w:after="0"/>
+              <w:keepLines/>
+            </w:pPr>
+            <w:r>
+              <w:rPr>
+                <w:rFonts w:ascii="Times New Roman" w:hAnsi="Times New Roman" w:cs="Times New Roman"/>
                 <w:b/>
                 <w:bCs/>
+                <w:sz w:val="24"/>
+                <w:szCs w:val="24"/>
               </w:rPr>
               <w:t xml:space="preserve">Per invoice</w:t>
             </w:r>
@@ -1444,52 +1853,77 @@
     </w:tbl>
     <w:p>
       <w:pPr>
-        <w:spacing w:after="80"/>
-      </w:pPr>
-      <w:r>
-        <w:rPr>
-          <w:b/>
-          <w:bCs/>
+        <w:spacing w:line="360" w:lineRule="auto" w:after="80"/>
+        <w:keepLines/>
+      </w:pPr>
+      <w:r>
+        <w:rPr>
+          <w:rFonts w:ascii="Times New Roman" w:hAnsi="Times New Roman" w:cs="Times New Roman"/>
+          <w:b/>
+          <w:bCs/>
+          <w:sz w:val="24"/>
+          <w:szCs w:val="24"/>
         </w:rPr>
         <w:t xml:space="preserve">9. Non-Conformance Handling</w:t>
       </w:r>
     </w:p>
     <w:p>
       <w:pPr>
-        <w:spacing w:after="80"/>
-      </w:pPr>
-      <w:r>
-        <w:rPr>
-          <w:b/>
-          <w:bCs/>
+        <w:spacing w:line="360" w:lineRule="auto" w:after="80"/>
+        <w:keepLines/>
+      </w:pPr>
+      <w:r>
+        <w:rPr>
+          <w:rFonts w:ascii="Times New Roman" w:hAnsi="Times New Roman" w:cs="Times New Roman"/>
+          <w:b/>
+          <w:bCs/>
+          <w:sz w:val="24"/>
+          <w:szCs w:val="24"/>
         </w:rPr>
         <w:t xml:space="preserve">Invoice sent with wrong amount:</w:t>
       </w:r>
       <w:r>
+        <w:rPr>
+          <w:rFonts w:ascii="Times New Roman" w:hAnsi="Times New Roman" w:cs="Times New Roman"/>
+          <w:sz w:val="24"/>
+          <w:szCs w:val="24"/>
+        </w:rPr>
         <w:t xml:space="preserve">: Issue a credit note for the original invoice and reissue with the correct amount. Log in REG-06. Never simply send a "corrected" version without voiding the original.</w:t>
       </w:r>
     </w:p>
     <w:p>
       <w:pPr>
-        <w:spacing w:after="80"/>
-      </w:pPr>
-      <w:r>
-        <w:rPr>
-          <w:b/>
-          <w:bCs/>
+        <w:spacing w:line="360" w:lineRule="auto" w:after="80"/>
+        <w:keepLines/>
+      </w:pPr>
+      <w:r>
+        <w:rPr>
+          <w:rFonts w:ascii="Times New Roman" w:hAnsi="Times New Roman" w:cs="Times New Roman"/>
+          <w:b/>
+          <w:bCs/>
+          <w:sz w:val="24"/>
+          <w:szCs w:val="24"/>
         </w:rPr>
         <w:t xml:space="preserve">Client disputes a charge:</w:t>
       </w:r>
       <w:r>
+        <w:rPr>
+          <w:rFonts w:ascii="Times New Roman" w:hAnsi="Times New Roman" w:cs="Times New Roman"/>
+          <w:sz w:val="24"/>
+          <w:szCs w:val="24"/>
+        </w:rPr>
         <w:t xml:space="preserve">: Investigate within 2 business days. If error is Preqal's: correct and reissue. If dispute is unfounded: provide written evidence of services rendered and request payment.</w:t>
       </w:r>
     </w:p>
     <w:p>
       <w:pPr>
-        <w:spacing w:before="240" w:after="80"/>
-      </w:pPr>
-      <w:r>
-        <w:rPr>
+        <w:spacing w:line="360" w:lineRule="auto" w:before="240" w:after="80"/>
+        <w:keepLines/>
+        <w:pageBreakBefore/>
+      </w:pPr>
+      <w:r>
+        <w:rPr>
+          <w:rFonts w:ascii="Times New Roman" w:hAnsi="Times New Roman" w:cs="Times New Roman"/>
           <w:b/>
           <w:bCs/>
           <w:sz w:val="28"/>
@@ -1502,10 +1936,12 @@
     <w:p/>
     <w:p>
       <w:pPr>
-        <w:spacing w:before="240" w:after="80"/>
-      </w:pPr>
-      <w:r>
-        <w:rPr>
+        <w:spacing w:line="360" w:lineRule="auto" w:before="240" w:after="80"/>
+        <w:keepLines/>
+      </w:pPr>
+      <w:r>
+        <w:rPr>
+          <w:rFonts w:ascii="Times New Roman" w:hAnsi="Times New Roman" w:cs="Times New Roman"/>
           <w:b/>
           <w:bCs/>
           <w:sz w:val="28"/>

--- a/public/ims/PRO-09-BILLING-ACCOUNTS-RECEIVABLE.docx
+++ b/public/ims/PRO-09-BILLING-ACCOUNTS-RECEIVABLE.docx
@@ -548,7 +548,7 @@
     </w:tbl>
     <w:p>
       <w:pPr>
-        <w:spacing w:line="360" w:lineRule="auto" w:before="240" w:after="80"/>
+        <w:spacing w:line="276" w:lineRule="auto" w:before="120" w:after="40"/>
         <w:keepLines/>
         <w:pageBreakBefore/>
       </w:pPr>
@@ -566,7 +566,7 @@
     </w:p>
     <w:p>
       <w:pPr>
-        <w:spacing w:line="360" w:lineRule="auto" w:after="80"/>
+        <w:spacing w:line="276" w:lineRule="auto" w:after="40"/>
         <w:keepLines/>
       </w:pPr>
       <w:r>
@@ -580,7 +580,7 @@
     </w:p>
     <w:p>
       <w:pPr>
-        <w:spacing w:line="360" w:lineRule="auto" w:before="240" w:after="80"/>
+        <w:spacing w:line="276" w:lineRule="auto" w:before="120" w:after="40"/>
         <w:keepLines/>
       </w:pPr>
       <w:r>
@@ -597,7 +597,7 @@
     </w:p>
     <w:p>
       <w:pPr>
-        <w:spacing w:line="360" w:lineRule="auto" w:after="80"/>
+        <w:spacing w:line="276" w:lineRule="auto" w:after="40"/>
         <w:keepLines/>
       </w:pPr>
       <w:r>
@@ -611,7 +611,7 @@
     </w:p>
     <w:p>
       <w:pPr>
-        <w:spacing w:line="360" w:lineRule="auto" w:before="240" w:after="80"/>
+        <w:spacing w:line="276" w:lineRule="auto" w:before="120" w:after="40"/>
         <w:keepLines/>
       </w:pPr>
       <w:r>
@@ -628,7 +628,7 @@
     </w:p>
     <w:p>
       <w:pPr>
-        <w:spacing w:line="360" w:lineRule="auto" w:after="80"/>
+        <w:spacing w:line="276" w:lineRule="auto" w:after="40"/>
         <w:keepLines/>
       </w:pPr>
       <w:r>
@@ -644,7 +644,7 @@
     </w:p>
     <w:p>
       <w:pPr>
-        <w:spacing w:line="360" w:lineRule="auto" w:after="80"/>
+        <w:spacing w:line="276" w:lineRule="auto" w:after="40"/>
         <w:keepLines/>
       </w:pPr>
       <w:r>
@@ -658,7 +658,7 @@
     </w:p>
     <w:p>
       <w:pPr>
-        <w:spacing w:line="360" w:lineRule="auto" w:after="80"/>
+        <w:spacing w:line="276" w:lineRule="auto" w:after="40"/>
         <w:keepLines/>
       </w:pPr>
       <w:r>
@@ -672,7 +672,7 @@
     </w:p>
     <w:p>
       <w:pPr>
-        <w:spacing w:line="360" w:lineRule="auto" w:after="80"/>
+        <w:spacing w:line="276" w:lineRule="auto" w:after="40"/>
         <w:keepLines/>
       </w:pPr>
       <w:r>
@@ -688,7 +688,7 @@
     </w:p>
     <w:p>
       <w:pPr>
-        <w:spacing w:line="360" w:lineRule="auto" w:after="80"/>
+        <w:spacing w:line="276" w:lineRule="auto" w:after="40"/>
         <w:keepLines/>
       </w:pPr>
       <w:r>
@@ -702,7 +702,7 @@
     </w:p>
     <w:p>
       <w:pPr>
-        <w:spacing w:line="360" w:lineRule="auto" w:after="80"/>
+        <w:spacing w:line="276" w:lineRule="auto" w:after="40"/>
         <w:keepLines/>
       </w:pPr>
       <w:r>
@@ -716,7 +716,7 @@
     </w:p>
     <w:p>
       <w:pPr>
-        <w:spacing w:line="360" w:lineRule="auto" w:after="80"/>
+        <w:spacing w:line="276" w:lineRule="auto" w:after="40"/>
         <w:keepLines/>
       </w:pPr>
       <w:r>
@@ -730,7 +730,7 @@
     </w:p>
     <w:p>
       <w:pPr>
-        <w:spacing w:line="360" w:lineRule="auto" w:after="80"/>
+        <w:spacing w:line="276" w:lineRule="auto" w:after="40"/>
         <w:keepLines/>
       </w:pPr>
       <w:r>
@@ -746,7 +746,7 @@
     </w:p>
     <w:p>
       <w:pPr>
-        <w:spacing w:line="360" w:lineRule="auto" w:after="80"/>
+        <w:spacing w:line="276" w:lineRule="auto" w:after="40"/>
         <w:keepLines/>
       </w:pPr>
       <w:r>
@@ -762,7 +762,7 @@
     </w:p>
     <w:p>
       <w:pPr>
-        <w:spacing w:line="360" w:lineRule="auto" w:after="80"/>
+        <w:spacing w:line="276" w:lineRule="auto" w:after="40"/>
         <w:keepLines/>
       </w:pPr>
       <w:r>
@@ -776,7 +776,7 @@
     </w:p>
     <w:p>
       <w:pPr>
-        <w:spacing w:line="360" w:lineRule="auto" w:after="80"/>
+        <w:spacing w:line="276" w:lineRule="auto" w:after="40"/>
         <w:keepLines/>
       </w:pPr>
       <w:r>
@@ -790,7 +790,7 @@
     </w:p>
     <w:p>
       <w:pPr>
-        <w:spacing w:line="360" w:lineRule="auto" w:after="80"/>
+        <w:spacing w:line="276" w:lineRule="auto" w:after="40"/>
         <w:keepLines/>
       </w:pPr>
       <w:r>
@@ -804,7 +804,7 @@
     </w:p>
     <w:p>
       <w:pPr>
-        <w:spacing w:line="360" w:lineRule="auto" w:after="80"/>
+        <w:spacing w:line="276" w:lineRule="auto" w:after="40"/>
         <w:keepLines/>
       </w:pPr>
       <w:r>
@@ -818,7 +818,7 @@
     </w:p>
     <w:p>
       <w:pPr>
-        <w:spacing w:line="360" w:lineRule="auto" w:after="80"/>
+        <w:spacing w:line="276" w:lineRule="auto" w:after="40"/>
         <w:keepLines/>
       </w:pPr>
       <w:r>
@@ -832,7 +832,7 @@
     </w:p>
     <w:p>
       <w:pPr>
-        <w:spacing w:line="360" w:lineRule="auto" w:before="240" w:after="80"/>
+        <w:spacing w:line="276" w:lineRule="auto" w:before="120" w:after="40"/>
         <w:keepLines/>
       </w:pPr>
       <w:r>
@@ -849,7 +849,7 @@
     </w:p>
     <w:p>
       <w:pPr>
-        <w:spacing w:line="360" w:lineRule="auto" w:after="80"/>
+        <w:spacing w:line="276" w:lineRule="auto" w:after="40"/>
         <w:keepLines/>
       </w:pPr>
       <w:r>
@@ -873,7 +873,7 @@
     </w:p>
     <w:p>
       <w:pPr>
-        <w:spacing w:line="360" w:lineRule="auto" w:after="80"/>
+        <w:spacing w:line="276" w:lineRule="auto" w:after="40"/>
         <w:keepLines/>
       </w:pPr>
       <w:r>
@@ -897,7 +897,7 @@
     </w:p>
     <w:p>
       <w:pPr>
-        <w:spacing w:line="360" w:lineRule="auto" w:after="80"/>
+        <w:spacing w:line="276" w:lineRule="auto" w:after="40"/>
         <w:keepLines/>
       </w:pPr>
       <w:r>
@@ -921,7 +921,7 @@
     </w:p>
     <w:p>
       <w:pPr>
-        <w:spacing w:line="360" w:lineRule="auto" w:after="80"/>
+        <w:spacing w:line="276" w:lineRule="auto" w:after="40"/>
         <w:keepLines/>
       </w:pPr>
       <w:r>
@@ -945,7 +945,7 @@
     </w:p>
     <w:p>
       <w:pPr>
-        <w:spacing w:line="360" w:lineRule="auto" w:after="80"/>
+        <w:spacing w:line="276" w:lineRule="auto" w:after="40"/>
         <w:keepLines/>
       </w:pPr>
       <w:r>
@@ -969,7 +969,7 @@
     </w:p>
     <w:p>
       <w:pPr>
-        <w:spacing w:line="360" w:lineRule="auto" w:after="80"/>
+        <w:spacing w:line="276" w:lineRule="auto" w:after="40"/>
         <w:keepLines/>
       </w:pPr>
       <w:r>

--- a/public/ims/PRO-09-BILLING-ACCOUNTS-RECEIVABLE.docx
+++ b/public/ims/PRO-09-BILLING-ACCOUNTS-RECEIVABLE.docx
@@ -22,12 +22,99 @@
     </w:p>
     <w:p>
       <w:pPr>
-        <w:spacing w:after="60" w:before="120"/>
-      </w:pPr>
-    </w:p>
-    <w:p>
-      <w:pPr>
-        <w:spacing w:after="60" w:before="240"/>
+        <w:spacing w:after="0" w:before="480"/>
+      </w:pPr>
+    </w:p>
+    <w:p>
+      <w:pPr>
+        <w:jc w:val="center"/>
+        <w:spacing w:after="100" w:before="0"/>
+      </w:pPr>
+      <w:r>
+        <w:drawing>
+          <wp:inline xmlns:wp="http://schemas.openxmlformats.org/drawingml/2006/wordprocessingDrawing" distT="0" distB="0" distL="0" distR="0">
+            <wp:extent cx="1238250" cy="1390650"/>
+            <wp:effectExtent l="0" t="0" r="0" b="0"/>
+            <wp:docPr id="10" name="favicon"/>
+            <wp:cNvGraphicFramePr>
+              <a:graphicFrameLocks xmlns:a="http://schemas.openxmlformats.org/drawingml/2006/main" noChangeAspect="1"/>
+            </wp:cNvGraphicFramePr>
+            <a:graphic xmlns:a="http://schemas.openxmlformats.org/drawingml/2006/main">
+              <a:graphicData uri="http://schemas.openxmlformats.org/drawingml/2006/picture">
+                <pic:pic xmlns:pic="http://schemas.openxmlformats.org/drawingml/2006/picture">
+                  <pic:nvPicPr>
+                    <pic:cNvPr id="10" name="favicon"/>
+                    <pic:cNvPicPr/>
+                  </pic:nvPicPr>
+                  <pic:blipFill>
+                    <a:blip r:embed="rId10"/>
+                    <a:stretch>
+                      <a:fillRect/>
+                    </a:stretch>
+                  </pic:blipFill>
+                  <pic:spPr>
+                    <a:xfrm>
+                      <a:off x="0" y="0"/>
+                      <a:ext cx="1238250" cy="1390650"/>
+                    </a:xfrm>
+                    <a:prstGeom prst="rect">
+                      <a:avLst/>
+                    </a:prstGeom>
+                  </pic:spPr>
+                </pic:pic>
+              </a:graphicData>
+            </a:graphic>
+          </wp:inline>
+        </w:drawing>
+      </w:r>
+    </w:p>
+    <w:p>
+      <w:pPr>
+        <w:jc w:val="center"/>
+        <w:spacing w:after="400" w:before="0"/>
+      </w:pPr>
+      <w:r>
+        <w:drawing>
+          <wp:inline xmlns:wp="http://schemas.openxmlformats.org/drawingml/2006/wordprocessingDrawing" distT="0" distB="0" distL="0" distR="0">
+            <wp:extent cx="2095500" cy="914400"/>
+            <wp:effectExtent l="0" t="0" r="0" b="0"/>
+            <wp:docPr id="11" name="wordmark"/>
+            <wp:cNvGraphicFramePr>
+              <a:graphicFrameLocks xmlns:a="http://schemas.openxmlformats.org/drawingml/2006/main" noChangeAspect="1"/>
+            </wp:cNvGraphicFramePr>
+            <a:graphic xmlns:a="http://schemas.openxmlformats.org/drawingml/2006/main">
+              <a:graphicData uri="http://schemas.openxmlformats.org/drawingml/2006/picture">
+                <pic:pic xmlns:pic="http://schemas.openxmlformats.org/drawingml/2006/picture">
+                  <pic:nvPicPr>
+                    <pic:cNvPr id="11" name="wordmark"/>
+                    <pic:cNvPicPr/>
+                  </pic:nvPicPr>
+                  <pic:blipFill>
+                    <a:blip r:embed="rId11"/>
+                    <a:stretch>
+                      <a:fillRect/>
+                    </a:stretch>
+                  </pic:blipFill>
+                  <pic:spPr>
+                    <a:xfrm>
+                      <a:off x="0" y="0"/>
+                      <a:ext cx="2095500" cy="914400"/>
+                    </a:xfrm>
+                    <a:prstGeom prst="rect">
+                      <a:avLst/>
+                    </a:prstGeom>
+                  </pic:spPr>
+                </pic:pic>
+              </a:graphicData>
+            </a:graphic>
+          </wp:inline>
+        </w:drawing>
+      </w:r>
+    </w:p>
+    <w:p>
+      <w:pPr>
+        <w:jc w:val="center"/>
+        <w:spacing w:after="60" w:before="0"/>
       </w:pPr>
       <w:r>
         <w:rPr>
@@ -38,12 +125,13 @@
           <w:sz w:val="44"/>
           <w:szCs w:val="44"/>
         </w:rPr>
-        <w:t xml:space="preserve">SOP-08: Billing &amp; Accounts Receivable</w:t>
-      </w:r>
-    </w:p>
-    <w:p>
-      <w:pPr>
-        <w:spacing w:after="200" w:before="0"/>
+        <w:t xml:space="preserve">PRO-09: Billing &amp; Accounts Receivable</w:t>
+      </w:r>
+    </w:p>
+    <w:p>
+      <w:pPr>
+        <w:jc w:val="center"/>
+        <w:spacing w:after="320" w:before="0"/>
       </w:pPr>
       <w:r>
         <w:rPr>
@@ -54,11 +142,6 @@
         </w:rPr>
         <w:t xml:space="preserve">Standard Operating Procedure</w:t>
       </w:r>
-    </w:p>
-    <w:p>
-      <w:pPr>
-        <w:spacing w:after="80" w:before="40"/>
-      </w:pPr>
     </w:p>
     <w:tbl>
       <w:tblPr>
@@ -2118,7 +2201,7 @@
 </file>
 
 <file path=word/header1.xml><?xml version="1.0" encoding="utf-8"?>
-<w:hdr xmlns:wpc="http://schemas.microsoft.com/office/word/2010/wordprocessingCanvas" xmlns:mc="http://schemas.openxmlformats.org/markup-compatibility/2006" xmlns:o="urn:schemas-microsoft-com:office:office" xmlns:r="http://schemas.openxmlformats.org/officeDocument/2006/relationships" xmlns:m="http://schemas.openxmlformats.org/officeDocument/2006/math" xmlns:v="urn:schemas-microsoft-com:vml" xmlns:wp14="http://schemas.microsoft.com/office/word/2010/wordprocessingDrawing" xmlns:wp="http://schemas.openxmlformats.org/drawingml/2006/wordprocessingDrawing" xmlns:w10="urn:schemas-microsoft-com:office:word" xmlns:w="http://schemas.openxmlformats.org/wordprocessingml/2006/main" xmlns:w14="http://schemas.microsoft.com/office/word/2010/wordml" xmlns:w15="http://schemas.microsoft.com/office/word/2012/wordml" xmlns:wpg="http://schemas.microsoft.com/office/word/2010/wordprocessingGroup" xmlns:wpi="http://schemas.microsoft.com/office/word/2010/wordprocessingInk" xmlns:wne="http://schemas.microsoft.com/office/word/2006/wordml" xmlns:wps="http://schemas.microsoft.com/office/word/2010/wordprocessingShape" xmlns:cx="http://schemas.microsoft.com/office/drawing/2014/chartex" xmlns:cx1="http://schemas.microsoft.com/office/drawing/2015/9/8/chartex" xmlns:cx2="http://schemas.microsoft.com/office/drawing/2015/10/21/chartex" xmlns:cx3="http://schemas.microsoft.com/office/drawing/2016/5/9/chartex" xmlns:cx4="http://schemas.microsoft.com/office/drawing/2016/5/10/chartex" xmlns:cx5="http://schemas.microsoft.com/office/drawing/2016/5/11/chartex" xmlns:cx6="http://schemas.microsoft.com/office/drawing/2016/5/12/chartex" xmlns:cx7="http://schemas.microsoft.com/office/drawing/2016/5/13/chartex" xmlns:cx8="http://schemas.microsoft.com/office/drawing/2016/5/14/chartex" xmlns:w16cid="http://schemas.microsoft.com/office/word/2016/wordml/cid" xmlns:w16se="http://schemas.microsoft.com/office/word/2015/wordml/symex">
+<w:hdr xmlns:wpc="http://schemas.microsoft.com/office/word/2010/wordprocessingCanvas" xmlns:mc="http://schemas.openxmlformats.org/markup-compatibility/2006" xmlns:o="urn:schemas-microsoft-com:office:office" xmlns:r="http://schemas.openxmlformats.org/officeDocument/2006/relationships" xmlns:m="http://schemas.openxmlformats.org/officeDocument/2006/math" xmlns:v="urn:schemas-microsoft-com:vml" xmlns:wp14="http://schemas.microsoft.com/office/word/2010/wordprocessingDrawing" xmlns:wp="http://schemas.openxmlformats.org/drawingml/2006/wordprocessingDrawing" xmlns:w10="urn:schemas-microsoft-com:office:word" xmlns:w="http://schemas.openxmlformats.org/wordprocessingml/2006/main" xmlns:w14="http://schemas.microsoft.com/office/word/2010/wordml" xmlns:w15="http://schemas.microsoft.com/office/word/2012/wordml" xmlns:w16se="http://schemas.microsoft.com/office/word/2015/wordml/symex">
   <w:p>
     <w:pPr>
       <w:pBdr>
@@ -2129,6 +2212,50 @@
       </w:tabs>
       <w:spacing w:after="80" w:before="80"/>
     </w:pPr>
+    <w:r>
+      <w:drawing>
+        <wp:inline xmlns:wp="http://schemas.openxmlformats.org/drawingml/2006/wordprocessingDrawing" distT="0" distB="0" distL="0" distR="0">
+          <wp:extent cx="209550" cy="238125"/>
+          <wp:effectExtent l="0" t="0" r="0" b="0"/>
+          <wp:docPr id="1" name="header-favicon"/>
+          <wp:cNvGraphicFramePr>
+            <a:graphicFrameLocks xmlns:a="http://schemas.openxmlformats.org/drawingml/2006/main" noChangeAspect="1"/>
+          </wp:cNvGraphicFramePr>
+          <a:graphic xmlns:a="http://schemas.openxmlformats.org/drawingml/2006/main">
+            <a:graphicData uri="http://schemas.openxmlformats.org/drawingml/2006/picture">
+              <pic:pic xmlns:pic="http://schemas.openxmlformats.org/drawingml/2006/picture">
+                <pic:nvPicPr>
+                  <pic:cNvPr id="1" name="header-favicon"/>
+                  <pic:cNvPicPr/>
+                </pic:nvPicPr>
+                <pic:blipFill>
+                  <a:blip r:embed="rId1"/>
+                  <a:stretch>
+                    <a:fillRect/>
+                  </a:stretch>
+                </pic:blipFill>
+                <pic:spPr>
+                  <a:xfrm>
+                    <a:off x="0" y="0"/>
+                    <a:ext cx="209550" cy="238125"/>
+                  </a:xfrm>
+                  <a:prstGeom prst="rect">
+                    <a:avLst/>
+                  </a:prstGeom>
+                </pic:spPr>
+              </pic:pic>
+            </a:graphicData>
+          </a:graphic>
+        </wp:inline>
+      </w:drawing>
+    </w:r>
+    <w:r>
+      <w:rPr>
+        <w:rFonts w:ascii="Arial" w:cs="Arial" w:eastAsia="Arial" w:hAnsi="Arial"/>
+        <w:sz w:val="18"/>
+      </w:rPr>
+      <w:t xml:space="preserve">  </w:t>
+    </w:r>
     <w:r>
       <w:rPr>
         <w:rFonts w:ascii="Arial" w:cs="Arial" w:eastAsia="Arial" w:hAnsi="Arial"/>
@@ -2152,17 +2279,16 @@
     <w:r>
       <w:rPr>
         <w:rFonts w:ascii="Arial" w:cs="Arial" w:eastAsia="Arial" w:hAnsi="Arial"/>
-        <w:color w:val="CBD5E1"/>
+        <w:color w:val="64748B"/>
         <w:sz w:val="20"/>
         <w:szCs w:val="20"/>
       </w:rPr>
-      <w:t xml:space="preserve"> — Billing &amp; Accounts Receivable</w:t>
+      <w:t xml:space="preserve">— Billing &amp; Accounts Receivable</w:t>
     </w:r>
     <w:r>
       <w:rPr>
         <w:rFonts w:ascii="Arial" w:cs="Arial" w:eastAsia="Arial" w:hAnsi="Arial"/>
         <w:sz w:val="18"/>
-        <w:szCs w:val="18"/>
       </w:rPr>
       <w:t xml:space="preserve">	</w:t>
     </w:r>
